--- a/docs/Breakout_Advice.docx
+++ b/docs/Breakout_Advice.docx
@@ -300,7 +300,7 @@
           <w:color w:val="auto"/>
         </w:rPr>
       </w:pPr>
-      <w:bookmarkStart w:id="0" w:name="_Toc239668324"/>
+      <w:bookmarkStart w:id="0" w:name="_Toc239926538"/>
       <w:r>
         <w:rPr>
           <w:rFonts w:ascii="Times New Roman" w:hAnsi="Times New Roman" w:cs="Times New Roman"/>
@@ -352,12 +352,13 @@
             </w:rPr>
             <w:fldChar w:fldCharType="separate"/>
           </w:r>
-          <w:hyperlink w:anchor="_Toc239668324" w:history="1">
+          <w:hyperlink w:anchor="_Toc239926538" w:history="1">
             <w:r>
               <w:rPr>
                 <w:rStyle w:val="Hyperlink"/>
                 <w:rFonts w:ascii="Times New Roman" w:hAnsi="Times New Roman" w:cs="Times New Roman"/>
                 <w:noProof/>
+                <w:color w:val="auto"/>
               </w:rPr>
               <w:t>Table of Contents</w:t>
             </w:r>
@@ -377,7 +378,7 @@
               <w:rPr>
                 <w:noProof/>
               </w:rPr>
-              <w:instrText xml:space="preserve"> PAGEREF _Toc239668324 \h </w:instrText>
+              <w:instrText xml:space="preserve"> PAGEREF _Toc239926538 \h </w:instrText>
             </w:r>
             <w:r>
               <w:rPr>
@@ -419,14 +420,15 @@
               <w14:ligatures w14:val="standardContextual"/>
             </w:rPr>
           </w:pPr>
-          <w:hyperlink w:anchor="_Toc239668325" w:history="1">
+          <w:hyperlink w:anchor="_Toc239926539" w:history="1">
             <w:r>
               <w:rPr>
                 <w:rStyle w:val="Hyperlink"/>
                 <w:rFonts w:ascii="Times New Roman" w:hAnsi="Times New Roman" w:cs="Times New Roman"/>
                 <w:noProof/>
-              </w:rPr>
-              <w:t>1 Basis for the recommendation</w:t>
+                <w:color w:val="auto"/>
+              </w:rPr>
+              <w:t>1 Introduction</w:t>
             </w:r>
             <w:r>
               <w:rPr>
@@ -444,7 +446,7 @@
               <w:rPr>
                 <w:noProof/>
               </w:rPr>
-              <w:instrText xml:space="preserve"> PAGEREF _Toc239668325 \h </w:instrText>
+              <w:instrText xml:space="preserve"> PAGEREF _Toc239926539 \h </w:instrText>
             </w:r>
             <w:r>
               <w:rPr>
@@ -486,14 +488,15 @@
               <w14:ligatures w14:val="standardContextual"/>
             </w:rPr>
           </w:pPr>
-          <w:hyperlink w:anchor="_Toc239668326" w:history="1">
+          <w:hyperlink w:anchor="_Toc239926540" w:history="1">
             <w:r>
               <w:rPr>
                 <w:rStyle w:val="Hyperlink"/>
                 <w:rFonts w:ascii="Times New Roman" w:hAnsi="Times New Roman" w:cs="Times New Roman"/>
                 <w:noProof/>
-              </w:rPr>
-              <w:t>2 Technology comparison</w:t>
+                <w:color w:val="auto"/>
+              </w:rPr>
+              <w:t>2 Basis for the recommendation</w:t>
             </w:r>
             <w:r>
               <w:rPr>
@@ -511,7 +514,7 @@
               <w:rPr>
                 <w:noProof/>
               </w:rPr>
-              <w:instrText xml:space="preserve"> PAGEREF _Toc239668326 \h </w:instrText>
+              <w:instrText xml:space="preserve"> PAGEREF _Toc239926540 \h </w:instrText>
             </w:r>
             <w:r>
               <w:rPr>
@@ -553,14 +556,15 @@
               <w14:ligatures w14:val="standardContextual"/>
             </w:rPr>
           </w:pPr>
-          <w:hyperlink w:anchor="_Toc239668327" w:history="1">
+          <w:hyperlink w:anchor="_Toc239926541" w:history="1">
             <w:r>
               <w:rPr>
                 <w:rStyle w:val="Hyperlink"/>
                 <w:rFonts w:ascii="Times New Roman" w:hAnsi="Times New Roman" w:cs="Times New Roman"/>
                 <w:noProof/>
-              </w:rPr>
-              <w:t>3 Proposed solution</w:t>
+                <w:color w:val="auto"/>
+              </w:rPr>
+              <w:t>3 Technology comparison</w:t>
             </w:r>
             <w:r>
               <w:rPr>
@@ -578,7 +582,75 @@
               <w:rPr>
                 <w:noProof/>
               </w:rPr>
-              <w:instrText xml:space="preserve"> PAGEREF _Toc239668327 \h </w:instrText>
+              <w:instrText xml:space="preserve"> PAGEREF _Toc239926541 \h </w:instrText>
+            </w:r>
+            <w:r>
+              <w:rPr>
+                <w:noProof/>
+              </w:rPr>
+            </w:r>
+            <w:r>
+              <w:rPr>
+                <w:noProof/>
+              </w:rPr>
+              <w:fldChar w:fldCharType="separate"/>
+            </w:r>
+            <w:r>
+              <w:rPr>
+                <w:noProof/>
+              </w:rPr>
+              <w:t>2</w:t>
+            </w:r>
+            <w:r>
+              <w:rPr>
+                <w:noProof/>
+              </w:rPr>
+              <w:fldChar w:fldCharType="end"/>
+            </w:r>
+          </w:hyperlink>
+        </w:p>
+        <w:p>
+          <w:pPr>
+            <w:pStyle w:val="TOC1"/>
+            <w:tabs>
+              <w:tab w:val="right" w:leader="dot" w:pos="9628"/>
+            </w:tabs>
+            <w:rPr>
+              <w:rFonts w:asciiTheme="minorHAnsi" w:eastAsiaTheme="minorEastAsia" w:hAnsiTheme="minorHAnsi" w:cstheme="minorBidi"/>
+              <w:noProof/>
+              <w:kern w:val="2"/>
+              <w:sz w:val="24"/>
+              <w:szCs w:val="24"/>
+              <w14:ligatures w14:val="standardContextual"/>
+            </w:rPr>
+          </w:pPr>
+          <w:hyperlink w:anchor="_Toc239926542" w:history="1">
+            <w:r>
+              <w:rPr>
+                <w:rStyle w:val="Hyperlink"/>
+                <w:rFonts w:ascii="Times New Roman" w:hAnsi="Times New Roman" w:cs="Times New Roman"/>
+                <w:noProof/>
+                <w:color w:val="auto"/>
+              </w:rPr>
+              <w:t>4 Proposed solution</w:t>
+            </w:r>
+            <w:r>
+              <w:rPr>
+                <w:noProof/>
+              </w:rPr>
+              <w:tab/>
+            </w:r>
+            <w:r>
+              <w:rPr>
+                <w:noProof/>
+              </w:rPr>
+              <w:fldChar w:fldCharType="begin"/>
+            </w:r>
+            <w:r>
+              <w:rPr>
+                <w:noProof/>
+              </w:rPr>
+              <w:instrText xml:space="preserve"> PAGEREF _Toc239926542 \h </w:instrText>
             </w:r>
             <w:r>
               <w:rPr>
@@ -620,14 +692,15 @@
               <w14:ligatures w14:val="standardContextual"/>
             </w:rPr>
           </w:pPr>
-          <w:hyperlink w:anchor="_Toc239668328" w:history="1">
+          <w:hyperlink w:anchor="_Toc239926543" w:history="1">
             <w:r>
               <w:rPr>
                 <w:rStyle w:val="Hyperlink"/>
                 <w:rFonts w:ascii="Times New Roman" w:hAnsi="Times New Roman" w:cs="Times New Roman"/>
                 <w:noProof/>
-              </w:rPr>
-              <w:t>3.1 Game structure</w:t>
+                <w:color w:val="auto"/>
+              </w:rPr>
+              <w:t>4.1 Game structure</w:t>
             </w:r>
             <w:r>
               <w:rPr>
@@ -645,7 +718,7 @@
               <w:rPr>
                 <w:noProof/>
               </w:rPr>
-              <w:instrText xml:space="preserve"> PAGEREF _Toc239668328 \h </w:instrText>
+              <w:instrText xml:space="preserve"> PAGEREF _Toc239926543 \h </w:instrText>
             </w:r>
             <w:r>
               <w:rPr>
@@ -687,14 +760,15 @@
               <w14:ligatures w14:val="standardContextual"/>
             </w:rPr>
           </w:pPr>
-          <w:hyperlink w:anchor="_Toc239668329" w:history="1">
+          <w:hyperlink w:anchor="_Toc239926544" w:history="1">
             <w:r>
               <w:rPr>
                 <w:rStyle w:val="Hyperlink"/>
                 <w:rFonts w:ascii="Times New Roman" w:hAnsi="Times New Roman" w:cs="Times New Roman"/>
                 <w:noProof/>
-              </w:rPr>
-              <w:t>3.2 Collision approach</w:t>
+                <w:color w:val="auto"/>
+              </w:rPr>
+              <w:t>4.2 Collision approach</w:t>
             </w:r>
             <w:r>
               <w:rPr>
@@ -712,7 +786,7 @@
               <w:rPr>
                 <w:noProof/>
               </w:rPr>
-              <w:instrText xml:space="preserve"> PAGEREF _Toc239668329 \h </w:instrText>
+              <w:instrText xml:space="preserve"> PAGEREF _Toc239926544 \h </w:instrText>
             </w:r>
             <w:r>
               <w:rPr>
@@ -754,14 +828,15 @@
               <w14:ligatures w14:val="standardContextual"/>
             </w:rPr>
           </w:pPr>
-          <w:hyperlink w:anchor="_Toc239668330" w:history="1">
+          <w:hyperlink w:anchor="_Toc239926545" w:history="1">
             <w:r>
               <w:rPr>
                 <w:rStyle w:val="Hyperlink"/>
                 <w:rFonts w:ascii="Times New Roman" w:hAnsi="Times New Roman" w:cs="Times New Roman"/>
                 <w:noProof/>
-              </w:rPr>
-              <w:t>3.3 Interface and scope</w:t>
+                <w:color w:val="auto"/>
+              </w:rPr>
+              <w:t>4.3 Interface and scope</w:t>
             </w:r>
             <w:r>
               <w:rPr>
@@ -779,7 +854,7 @@
               <w:rPr>
                 <w:noProof/>
               </w:rPr>
-              <w:instrText xml:space="preserve"> PAGEREF _Toc239668330 \h </w:instrText>
+              <w:instrText xml:space="preserve"> PAGEREF _Toc239926545 \h </w:instrText>
             </w:r>
             <w:r>
               <w:rPr>
@@ -821,14 +896,15 @@
               <w14:ligatures w14:val="standardContextual"/>
             </w:rPr>
           </w:pPr>
-          <w:hyperlink w:anchor="_Toc239668331" w:history="1">
+          <w:hyperlink w:anchor="_Toc239926546" w:history="1">
             <w:r>
               <w:rPr>
                 <w:rStyle w:val="Hyperlink"/>
                 <w:rFonts w:ascii="Times New Roman" w:hAnsi="Times New Roman" w:cs="Times New Roman"/>
                 <w:noProof/>
-              </w:rPr>
-              <w:t>3.4 Priority order</w:t>
+                <w:color w:val="auto"/>
+              </w:rPr>
+              <w:t>4.4 Priority order</w:t>
             </w:r>
             <w:r>
               <w:rPr>
@@ -846,7 +922,7 @@
               <w:rPr>
                 <w:noProof/>
               </w:rPr>
-              <w:instrText xml:space="preserve"> PAGEREF _Toc239668331 \h </w:instrText>
+              <w:instrText xml:space="preserve"> PAGEREF _Toc239926546 \h </w:instrText>
             </w:r>
             <w:r>
               <w:rPr>
@@ -888,14 +964,15 @@
               <w14:ligatures w14:val="standardContextual"/>
             </w:rPr>
           </w:pPr>
-          <w:hyperlink w:anchor="_Toc239668332" w:history="1">
+          <w:hyperlink w:anchor="_Toc239926547" w:history="1">
             <w:r>
               <w:rPr>
                 <w:rStyle w:val="Hyperlink"/>
                 <w:rFonts w:ascii="Times New Roman" w:hAnsi="Times New Roman" w:cs="Times New Roman"/>
                 <w:noProof/>
-              </w:rPr>
-              <w:t>4 Design and implementation evidence</w:t>
+                <w:color w:val="auto"/>
+              </w:rPr>
+              <w:t>5 Design and implementation evidence</w:t>
             </w:r>
             <w:r>
               <w:rPr>
@@ -913,7 +990,7 @@
               <w:rPr>
                 <w:noProof/>
               </w:rPr>
-              <w:instrText xml:space="preserve"> PAGEREF _Toc239668332 \h </w:instrText>
+              <w:instrText xml:space="preserve"> PAGEREF _Toc239926547 \h </w:instrText>
             </w:r>
             <w:r>
               <w:rPr>
@@ -955,14 +1032,15 @@
               <w14:ligatures w14:val="standardContextual"/>
             </w:rPr>
           </w:pPr>
-          <w:hyperlink w:anchor="_Toc239668333" w:history="1">
+          <w:hyperlink w:anchor="_Toc239926548" w:history="1">
             <w:r>
               <w:rPr>
                 <w:rStyle w:val="Hyperlink"/>
                 <w:rFonts w:ascii="Times New Roman" w:hAnsi="Times New Roman" w:cs="Times New Roman"/>
                 <w:noProof/>
-              </w:rPr>
-              <w:t>5 Proposed planning</w:t>
+                <w:color w:val="auto"/>
+              </w:rPr>
+              <w:t>6 Proposed planning</w:t>
             </w:r>
             <w:r>
               <w:rPr>
@@ -980,7 +1058,7 @@
               <w:rPr>
                 <w:noProof/>
               </w:rPr>
-              <w:instrText xml:space="preserve"> PAGEREF _Toc239668333 \h </w:instrText>
+              <w:instrText xml:space="preserve"> PAGEREF _Toc239926548 \h </w:instrText>
             </w:r>
             <w:r>
               <w:rPr>
@@ -1022,14 +1100,15 @@
               <w14:ligatures w14:val="standardContextual"/>
             </w:rPr>
           </w:pPr>
-          <w:hyperlink w:anchor="_Toc239668334" w:history="1">
+          <w:hyperlink w:anchor="_Toc239926549" w:history="1">
             <w:r>
               <w:rPr>
                 <w:rStyle w:val="Hyperlink"/>
                 <w:rFonts w:ascii="Times New Roman" w:hAnsi="Times New Roman" w:cs="Times New Roman"/>
                 <w:noProof/>
-              </w:rPr>
-              <w:t>5.1 Milestones</w:t>
+                <w:color w:val="auto"/>
+              </w:rPr>
+              <w:t>6.1 Milestones</w:t>
             </w:r>
             <w:r>
               <w:rPr>
@@ -1047,7 +1126,7 @@
               <w:rPr>
                 <w:noProof/>
               </w:rPr>
-              <w:instrText xml:space="preserve"> PAGEREF _Toc239668334 \h </w:instrText>
+              <w:instrText xml:space="preserve"> PAGEREF _Toc239926549 \h </w:instrText>
             </w:r>
             <w:r>
               <w:rPr>
@@ -1089,14 +1168,15 @@
               <w14:ligatures w14:val="standardContextual"/>
             </w:rPr>
           </w:pPr>
-          <w:hyperlink w:anchor="_Toc239668335" w:history="1">
+          <w:hyperlink w:anchor="_Toc239926550" w:history="1">
             <w:r>
               <w:rPr>
                 <w:rStyle w:val="Hyperlink"/>
                 <w:rFonts w:ascii="Times New Roman" w:hAnsi="Times New Roman" w:cs="Times New Roman"/>
                 <w:noProof/>
-              </w:rPr>
-              <w:t>6 Validation and completion</w:t>
+                <w:color w:val="auto"/>
+              </w:rPr>
+              <w:t>7 Validation and completion</w:t>
             </w:r>
             <w:r>
               <w:rPr>
@@ -1114,7 +1194,7 @@
               <w:rPr>
                 <w:noProof/>
               </w:rPr>
-              <w:instrText xml:space="preserve"> PAGEREF _Toc239668335 \h </w:instrText>
+              <w:instrText xml:space="preserve"> PAGEREF _Toc239926550 \h </w:instrText>
             </w:r>
             <w:r>
               <w:rPr>
@@ -1156,14 +1236,15 @@
               <w14:ligatures w14:val="standardContextual"/>
             </w:rPr>
           </w:pPr>
-          <w:hyperlink w:anchor="_Toc239668336" w:history="1">
+          <w:hyperlink w:anchor="_Toc239926551" w:history="1">
             <w:r>
               <w:rPr>
                 <w:rStyle w:val="Hyperlink"/>
                 <w:rFonts w:ascii="Times New Roman" w:hAnsi="Times New Roman" w:cs="Times New Roman"/>
                 <w:noProof/>
-              </w:rPr>
-              <w:t>7 Use of AI during the project</w:t>
+                <w:color w:val="auto"/>
+              </w:rPr>
+              <w:t>8 Use of AI during the project</w:t>
             </w:r>
             <w:r>
               <w:rPr>
@@ -1181,7 +1262,7 @@
               <w:rPr>
                 <w:noProof/>
               </w:rPr>
-              <w:instrText xml:space="preserve"> PAGEREF _Toc239668336 \h </w:instrText>
+              <w:instrText xml:space="preserve"> PAGEREF _Toc239926551 \h </w:instrText>
             </w:r>
             <w:r>
               <w:rPr>
@@ -1223,14 +1304,15 @@
               <w14:ligatures w14:val="standardContextual"/>
             </w:rPr>
           </w:pPr>
-          <w:hyperlink w:anchor="_Toc239668337" w:history="1">
+          <w:hyperlink w:anchor="_Toc239926552" w:history="1">
             <w:r>
               <w:rPr>
                 <w:rStyle w:val="Hyperlink"/>
                 <w:rFonts w:ascii="Times New Roman" w:hAnsi="Times New Roman" w:cs="Times New Roman"/>
                 <w:noProof/>
-              </w:rPr>
-              <w:t>8 Sources</w:t>
+                <w:color w:val="auto"/>
+              </w:rPr>
+              <w:t>9 Sources</w:t>
             </w:r>
             <w:r>
               <w:rPr>
@@ -1248,7 +1330,7 @@
               <w:rPr>
                 <w:noProof/>
               </w:rPr>
-              <w:instrText xml:space="preserve"> PAGEREF _Toc239668337 \h </w:instrText>
+              <w:instrText xml:space="preserve"> PAGEREF _Toc239926552 \h </w:instrText>
             </w:r>
             <w:r>
               <w:rPr>
@@ -1306,14 +1388,20 @@
     <w:p>
       <w:pPr>
         <w:pStyle w:val="Heading1"/>
+        <w:rPr>
+          <w:color w:val="auto"/>
+        </w:rPr>
       </w:pPr>
+      <w:bookmarkStart w:id="1" w:name="_Toc239926539"/>
       <w:r>
         <w:rPr>
           <w:rFonts w:ascii="Times New Roman" w:hAnsi="Times New Roman" w:cs="Times New Roman"/>
           <w:color w:val="auto"/>
         </w:rPr>
+        <w:lastRenderedPageBreak/>
         <w:t>1 Introduction</w:t>
       </w:r>
+      <w:bookmarkEnd w:id="1"/>
     </w:p>
     <w:p>
       <w:pPr>
@@ -1326,7 +1414,6 @@
         <w:rPr>
           <w:rFonts w:ascii="Times New Roman" w:hAnsi="Times New Roman" w:cs="Times New Roman"/>
         </w:rPr>
-        <w:lastRenderedPageBreak/>
         <w:t>I recommend building the first version of Breakout in Java with LibGDX for Windows. This fits my existing Java experience and leaves the main learning effort for game development. The project should deliver one complete, tested level before adding optional features. This advice uses the scope and requirements defined in Breakout Analysis and provides the proposed solution and global LO2 planning.</w:t>
       </w:r>
     </w:p>
@@ -1338,7 +1425,7 @@
           <w:color w:val="auto"/>
         </w:rPr>
       </w:pPr>
-      <w:bookmarkStart w:id="1" w:name="_Toc239668325"/>
+      <w:bookmarkStart w:id="2" w:name="_Toc239926540"/>
       <w:r>
         <w:rPr>
           <w:rFonts w:ascii="Times New Roman" w:hAnsi="Times New Roman" w:cs="Times New Roman"/>
@@ -1346,7 +1433,7 @@
         </w:rPr>
         <w:t>2 Basis for the recommendation</w:t>
       </w:r>
-      <w:bookmarkEnd w:id="1"/>
+      <w:bookmarkEnd w:id="2"/>
     </w:p>
     <w:p>
       <w:pPr>
@@ -1384,7 +1471,7 @@
           <w:color w:val="auto"/>
         </w:rPr>
       </w:pPr>
-      <w:bookmarkStart w:id="2" w:name="_Toc239668326"/>
+      <w:bookmarkStart w:id="3" w:name="_Toc239926541"/>
       <w:r>
         <w:rPr>
           <w:rFonts w:ascii="Times New Roman" w:hAnsi="Times New Roman" w:cs="Times New Roman"/>
@@ -1392,7 +1479,7 @@
         </w:rPr>
         <w:t>3 Technology comparison</w:t>
       </w:r>
-      <w:bookmarkEnd w:id="2"/>
+      <w:bookmarkEnd w:id="3"/>
     </w:p>
     <w:p>
       <w:pPr>
@@ -1981,7 +2068,7 @@
           <w:color w:val="auto"/>
         </w:rPr>
       </w:pPr>
-      <w:bookmarkStart w:id="3" w:name="_Toc239668327"/>
+      <w:bookmarkStart w:id="4" w:name="_Toc239926542"/>
       <w:r>
         <w:rPr>
           <w:rFonts w:ascii="Times New Roman" w:hAnsi="Times New Roman" w:cs="Times New Roman"/>
@@ -1989,7 +2076,7 @@
         </w:rPr>
         <w:t>4 Proposed solution</w:t>
       </w:r>
-      <w:bookmarkEnd w:id="3"/>
+      <w:bookmarkEnd w:id="4"/>
     </w:p>
     <w:p>
       <w:pPr>
@@ -1999,7 +2086,7 @@
           <w:color w:val="auto"/>
         </w:rPr>
       </w:pPr>
-      <w:bookmarkStart w:id="4" w:name="_Toc239668328"/>
+      <w:bookmarkStart w:id="5" w:name="_Toc239926543"/>
       <w:r>
         <w:rPr>
           <w:rFonts w:ascii="Times New Roman" w:hAnsi="Times New Roman" w:cs="Times New Roman"/>
@@ -2007,13 +2094,7 @@
         </w:rPr>
         <w:t>4.1 Game structure</w:t>
       </w:r>
-      <w:r>
-        <w:rPr>
-          <w:rFonts w:ascii="Times New Roman" w:hAnsi="Times New Roman" w:cs="Times New Roman"/>
-          <w:color w:val="auto"/>
-        </w:rPr>
-      </w:r>
-      <w:bookmarkEnd w:id="4"/>
+      <w:bookmarkEnd w:id="5"/>
     </w:p>
     <w:p>
       <w:pPr>
@@ -2049,7 +2130,7 @@
           <w:color w:val="auto"/>
         </w:rPr>
       </w:pPr>
-      <w:bookmarkStart w:id="5" w:name="_Toc239668329"/>
+      <w:bookmarkStart w:id="6" w:name="_Toc239926544"/>
       <w:r>
         <w:rPr>
           <w:rFonts w:ascii="Times New Roman" w:hAnsi="Times New Roman" w:cs="Times New Roman"/>
@@ -2057,13 +2138,7 @@
         </w:rPr>
         <w:t>4.2 Collision approach</w:t>
       </w:r>
-      <w:r>
-        <w:rPr>
-          <w:rFonts w:ascii="Times New Roman" w:hAnsi="Times New Roman" w:cs="Times New Roman"/>
-          <w:color w:val="auto"/>
-        </w:rPr>
-      </w:r>
-      <w:bookmarkEnd w:id="5"/>
+      <w:bookmarkEnd w:id="6"/>
     </w:p>
     <w:p>
       <w:pPr>
@@ -2088,7 +2163,14 @@
         <w:rPr>
           <w:rFonts w:ascii="Times New Roman" w:hAnsi="Times New Roman" w:cs="Times New Roman"/>
         </w:rPr>
-        <w:t xml:space="preserve"> with a small prototype before building the complete level. Brick contacts need a response appropriate to the side of impact: always reversing vertical direction can produce incorrect results on side hits. After a contact, move the ball clear of the surface and avoid repeated responses to the same overlap.</w:t>
+        <w:t xml:space="preserve"> with a small prototype before building the complete level. Brick contacts need a response </w:t>
+      </w:r>
+      <w:r>
+        <w:rPr>
+          <w:rFonts w:ascii="Times New Roman" w:hAnsi="Times New Roman" w:cs="Times New Roman"/>
+        </w:rPr>
+        <w:lastRenderedPageBreak/>
+        <w:t>appropriate to the side of impact: always reversing vertical direction can produce incorrect results on side hits. After a contact, move the ball clear of the surface and avoid repeated responses to the same overlap.</w:t>
       </w:r>
     </w:p>
     <w:p>
@@ -2102,7 +2184,6 @@
         <w:rPr>
           <w:rFonts w:ascii="Times New Roman" w:hAnsi="Times New Roman" w:cs="Times New Roman"/>
         </w:rPr>
-        <w:lastRenderedPageBreak/>
         <w:t>Fast movement may allow the ball to cross an object between updates. Test at the intended maximum speed and under slower update conditions. If speed limits are insufficient, evaluate smaller movement steps or swept collision checks. These are proposed mitigations to test, not claims that collision accuracy has already been achieved.</w:t>
       </w:r>
     </w:p>
@@ -2114,7 +2195,7 @@
           <w:color w:val="auto"/>
         </w:rPr>
       </w:pPr>
-      <w:bookmarkStart w:id="6" w:name="_Toc239668330"/>
+      <w:bookmarkStart w:id="7" w:name="_Toc239926545"/>
       <w:r>
         <w:rPr>
           <w:rFonts w:ascii="Times New Roman" w:hAnsi="Times New Roman" w:cs="Times New Roman"/>
@@ -2122,13 +2203,7 @@
         </w:rPr>
         <w:t>4.3 Interface and scope</w:t>
       </w:r>
-      <w:r>
-        <w:rPr>
-          <w:rFonts w:ascii="Times New Roman" w:hAnsi="Times New Roman" w:cs="Times New Roman"/>
-          <w:color w:val="auto"/>
-        </w:rPr>
-      </w:r>
-      <w:bookmarkEnd w:id="6"/>
+      <w:bookmarkEnd w:id="7"/>
     </w:p>
     <w:p>
       <w:pPr>
@@ -2152,7 +2227,7 @@
           <w:color w:val="auto"/>
         </w:rPr>
       </w:pPr>
-      <w:bookmarkStart w:id="7" w:name="_Toc239668331"/>
+      <w:bookmarkStart w:id="8" w:name="_Toc239926546"/>
       <w:r>
         <w:rPr>
           <w:rFonts w:ascii="Times New Roman" w:hAnsi="Times New Roman" w:cs="Times New Roman"/>
@@ -2160,13 +2235,7 @@
         </w:rPr>
         <w:t>4.4 Priority order</w:t>
       </w:r>
-      <w:r>
-        <w:rPr>
-          <w:rFonts w:ascii="Times New Roman" w:hAnsi="Times New Roman" w:cs="Times New Roman"/>
-          <w:color w:val="auto"/>
-        </w:rPr>
-      </w:r>
-      <w:bookmarkEnd w:id="7"/>
+      <w:bookmarkEnd w:id="8"/>
     </w:p>
     <w:p>
       <w:pPr>
@@ -2197,20 +2266,390 @@
     <w:p>
       <w:pPr>
         <w:pStyle w:val="Heading1"/>
+      </w:pPr>
+      <w:r>
         <w:rPr>
           <w:rFonts w:ascii="Times New Roman" w:hAnsi="Times New Roman" w:cs="Times New Roman"/>
           <w:color w:val="auto"/>
         </w:rPr>
+        <w:t>5 Quality and Optional Requirements</w:t>
+      </w:r>
+    </w:p>
+    <w:p>
+      <w:pPr/>
+      <w:r>
+        <w:rPr>
+          <w:rFonts w:ascii="Times New Roman" w:hAnsi="Times New Roman" w:cs="Times New Roman"/>
+        </w:rPr>
+        <w:t>The table below lists quality and priority (Should/Could) requirements that support the proposed solution above, particularly the priority order (4.4) and the interface and scope (4.3).</w:t>
+      </w:r>
+    </w:p>
+    <w:tbl>
+      <w:tblPr>
+        <w:tblW w:w="9350" w:type="dxa"/>
+        <w:tblBorders>
+          <w:top w:val="single" w:sz="4" w:space="0" w:color="auto"/>
+          <w:left w:val="single" w:sz="4" w:space="0" w:color="auto"/>
+          <w:bottom w:val="single" w:sz="4" w:space="0" w:color="auto"/>
+          <w:right w:val="single" w:sz="4" w:space="0" w:color="auto"/>
+          <w:insideH w:val="single" w:sz="4" w:space="0" w:color="auto"/>
+          <w:insideV w:val="single" w:sz="4" w:space="0" w:color="auto"/>
+        </w:tblBorders>
+        <w:tblCellMar>
+          <w:left w:w="10" w:type="dxa"/>
+          <w:right w:w="10" w:type="dxa"/>
+        </w:tblCellMar>
+        <w:tblLook w:val="04A0" w:firstRow="1" w:lastRow="0" w:firstColumn="1" w:lastColumn="0" w:noHBand="0" w:noVBand="1"/>
+      </w:tblPr>
+      <w:tblGrid>
+        <w:gridCol w:w="1500"/>
+        <w:gridCol w:w="3900"/>
+        <w:gridCol w:w="3950"/>
+      </w:tblGrid>
+      <w:tr>
+        <w:trPr>
+          <w:tblHeader/>
+        </w:trPr>
+        <w:tc>
+          <w:tcPr>
+            <w:tcW w:w="1500" w:type="dxa"/>
+            <w:shd w:val="clear" w:color="auto" w:fill="DCE6F1"/>
+            <w:tcMar>
+              <w:top w:w="80" w:type="dxa"/>
+              <w:left w:w="100" w:type="dxa"/>
+              <w:bottom w:w="80" w:type="dxa"/>
+              <w:right w:w="100" w:type="dxa"/>
+            </w:tcMar>
+          </w:tcPr>
+          <w:p>
+            <w:r>
+              <w:rPr>
+                <w:b/>
+                <w:bCs/>
+              </w:rPr>
+              <w:t>ID and priority</w:t>
+            </w:r>
+          </w:p>
+        </w:tc>
+        <w:tc>
+          <w:tcPr>
+            <w:tcW w:w="3900" w:type="dxa"/>
+            <w:shd w:val="clear" w:color="auto" w:fill="DCE6F1"/>
+            <w:tcMar>
+              <w:top w:w="80" w:type="dxa"/>
+              <w:left w:w="100" w:type="dxa"/>
+              <w:bottom w:w="80" w:type="dxa"/>
+              <w:right w:w="100" w:type="dxa"/>
+            </w:tcMar>
+          </w:tcPr>
+          <w:p>
+            <w:r>
+              <w:rPr>
+                <w:b/>
+                <w:bCs/>
+              </w:rPr>
+              <w:t>Requirement</w:t>
+            </w:r>
+          </w:p>
+        </w:tc>
+        <w:tc>
+          <w:tcPr>
+            <w:tcW w:w="3950" w:type="dxa"/>
+            <w:shd w:val="clear" w:color="auto" w:fill="DCE6F1"/>
+            <w:tcMar>
+              <w:top w:w="80" w:type="dxa"/>
+              <w:left w:w="100" w:type="dxa"/>
+              <w:bottom w:w="80" w:type="dxa"/>
+              <w:right w:w="100" w:type="dxa"/>
+            </w:tcMar>
+          </w:tcPr>
+          <w:p>
+            <w:r>
+              <w:rPr>
+                <w:b/>
+                <w:bCs/>
+              </w:rPr>
+              <w:t>Acceptance check</w:t>
+            </w:r>
+          </w:p>
+        </w:tc>
+      </w:tr>
+      <w:tr>
+        <w:tc>
+          <w:tcPr>
+            <w:tcW w:w="1500" w:type="dxa"/>
+            <w:tcMar>
+              <w:top w:w="80" w:type="dxa"/>
+              <w:left w:w="100" w:type="dxa"/>
+              <w:bottom w:w="80" w:type="dxa"/>
+              <w:right w:w="100" w:type="dxa"/>
+            </w:tcMar>
+          </w:tcPr>
+          <w:p>
+            <w:r>
+              <w:t>Q01 Must</w:t>
+            </w:r>
+          </w:p>
+        </w:tc>
+        <w:tc>
+          <w:tcPr>
+            <w:tcW w:w="3900" w:type="dxa"/>
+            <w:tcMar>
+              <w:top w:w="80" w:type="dxa"/>
+              <w:left w:w="100" w:type="dxa"/>
+              <w:bottom w:w="80" w:type="dxa"/>
+              <w:right w:w="100" w:type="dxa"/>
+            </w:tcMar>
+          </w:tcPr>
+          <w:p>
+            <w:r>
+              <w:t>Keep the score, lives, ball, paddle and bricks visible and distinguishable.</w:t>
+            </w:r>
+          </w:p>
+        </w:tc>
+        <w:tc>
+          <w:tcPr>
+            <w:tcW w:w="3950" w:type="dxa"/>
+            <w:tcMar>
+              <w:top w:w="80" w:type="dxa"/>
+              <w:left w:w="100" w:type="dxa"/>
+              <w:bottom w:w="80" w:type="dxa"/>
+              <w:right w:w="100" w:type="dxa"/>
+            </w:tcMar>
+          </w:tcPr>
+          <w:p>
+            <w:r>
+              <w:t>Inspect the gameplay screen at the target window size. HUD text is readable and does not obscure active objects.</w:t>
+            </w:r>
+          </w:p>
+        </w:tc>
+      </w:tr>
+      <w:tr>
+        <w:tc>
+          <w:tcPr>
+            <w:tcW w:w="1500" w:type="dxa"/>
+            <w:tcMar>
+              <w:top w:w="80" w:type="dxa"/>
+              <w:left w:w="100" w:type="dxa"/>
+              <w:bottom w:w="80" w:type="dxa"/>
+              <w:right w:w="100" w:type="dxa"/>
+            </w:tcMar>
+          </w:tcPr>
+          <w:p>
+            <w:r>
+              <w:t>Q02 Must</w:t>
+            </w:r>
+          </w:p>
+        </w:tc>
+        <w:tc>
+          <w:tcPr>
+            <w:tcW w:w="3900" w:type="dxa"/>
+            <w:tcMar>
+              <w:top w:w="80" w:type="dxa"/>
+              <w:left w:w="100" w:type="dxa"/>
+              <w:bottom w:w="80" w:type="dxa"/>
+              <w:right w:w="100" w:type="dxa"/>
+            </w:tcMar>
+          </w:tcPr>
+          <w:p>
+            <w:r>
+              <w:t>Keep repeated sessions stable.</w:t>
+            </w:r>
+          </w:p>
+        </w:tc>
+        <w:tc>
+          <w:tcPr>
+            <w:tcW w:w="3950" w:type="dxa"/>
+            <w:tcMar>
+              <w:top w:w="80" w:type="dxa"/>
+              <w:left w:w="100" w:type="dxa"/>
+              <w:bottom w:w="80" w:type="dxa"/>
+              <w:right w:w="100" w:type="dxa"/>
+            </w:tcMar>
+          </w:tcPr>
+          <w:p>
+            <w:r>
+              <w:t>Complete five restarts across win and loss states without a crash, duplicate objects or retained score and lives.</w:t>
+            </w:r>
+          </w:p>
+        </w:tc>
+      </w:tr>
+      <w:tr>
+        <w:tc>
+          <w:tcPr>
+            <w:tcW w:w="1500" w:type="dxa"/>
+            <w:tcMar>
+              <w:top w:w="80" w:type="dxa"/>
+              <w:left w:w="100" w:type="dxa"/>
+              <w:bottom w:w="80" w:type="dxa"/>
+              <w:right w:w="100" w:type="dxa"/>
+            </w:tcMar>
+          </w:tcPr>
+          <w:p>
+            <w:r>
+              <w:t>S01 Should</w:t>
+            </w:r>
+          </w:p>
+        </w:tc>
+        <w:tc>
+          <w:tcPr>
+            <w:tcW w:w="3900" w:type="dxa"/>
+            <w:tcMar>
+              <w:top w:w="80" w:type="dxa"/>
+              <w:left w:w="100" w:type="dxa"/>
+              <w:bottom w:w="80" w:type="dxa"/>
+              <w:right w:w="100" w:type="dxa"/>
+            </w:tcMar>
+          </w:tcPr>
+          <w:p>
+            <w:r>
+              <w:t>Vary the bounce direction by paddle hit position.</w:t>
+            </w:r>
+          </w:p>
+        </w:tc>
+        <w:tc>
+          <w:tcPr>
+            <w:tcW w:w="3950" w:type="dxa"/>
+            <w:tcMar>
+              <w:top w:w="80" w:type="dxa"/>
+              <w:left w:w="100" w:type="dxa"/>
+              <w:bottom w:w="80" w:type="dxa"/>
+              <w:right w:w="100" w:type="dxa"/>
+            </w:tcMar>
+          </w:tcPr>
+          <w:p>
+            <w:r>
+              <w:t xml:space="preserve">Compare left, </w:t>
+            </w:r>
+            <w:proofErr w:type="spellStart"/>
+            <w:r>
+              <w:t>centre</w:t>
+            </w:r>
+            <w:proofErr w:type="spellEnd"/>
+            <w:r>
+              <w:t xml:space="preserve"> and right hits. The outgoing direction changes consistently and returns the ball into play.</w:t>
+            </w:r>
+          </w:p>
+        </w:tc>
+      </w:tr>
+      <w:tr>
+        <w:tc>
+          <w:tcPr>
+            <w:tcW w:w="1500" w:type="dxa"/>
+            <w:tcMar>
+              <w:top w:w="80" w:type="dxa"/>
+              <w:left w:w="100" w:type="dxa"/>
+              <w:bottom w:w="80" w:type="dxa"/>
+              <w:right w:w="100" w:type="dxa"/>
+            </w:tcMar>
+          </w:tcPr>
+          <w:p>
+            <w:r>
+              <w:t>S02 Should</w:t>
+            </w:r>
+          </w:p>
+        </w:tc>
+        <w:tc>
+          <w:tcPr>
+            <w:tcW w:w="3900" w:type="dxa"/>
+            <w:tcMar>
+              <w:top w:w="80" w:type="dxa"/>
+              <w:left w:w="100" w:type="dxa"/>
+              <w:bottom w:w="80" w:type="dxa"/>
+              <w:right w:w="100" w:type="dxa"/>
+            </w:tcMar>
+          </w:tcPr>
+          <w:p>
+            <w:r>
+              <w:t>Play effects for paddle hits, brick breaks, life loss and endings.</w:t>
+            </w:r>
+          </w:p>
+        </w:tc>
+        <w:tc>
+          <w:tcPr>
+            <w:tcW w:w="3950" w:type="dxa"/>
+            <w:tcMar>
+              <w:top w:w="80" w:type="dxa"/>
+              <w:left w:w="100" w:type="dxa"/>
+              <w:bottom w:w="80" w:type="dxa"/>
+              <w:right w:w="100" w:type="dxa"/>
+            </w:tcMar>
+          </w:tcPr>
+          <w:p>
+            <w:r>
+              <w:t>Trigger each event and check that its effect plays once at the intended moment.</w:t>
+            </w:r>
+          </w:p>
+        </w:tc>
+      </w:tr>
+      <w:tr>
+        <w:tc>
+          <w:tcPr>
+            <w:tcW w:w="1500" w:type="dxa"/>
+            <w:tcMar>
+              <w:top w:w="80" w:type="dxa"/>
+              <w:left w:w="100" w:type="dxa"/>
+              <w:bottom w:w="80" w:type="dxa"/>
+              <w:right w:w="100" w:type="dxa"/>
+            </w:tcMar>
+          </w:tcPr>
+          <w:p>
+            <w:r>
+              <w:t>C01 Could</w:t>
+            </w:r>
+          </w:p>
+        </w:tc>
+        <w:tc>
+          <w:tcPr>
+            <w:tcW w:w="3900" w:type="dxa"/>
+            <w:tcMar>
+              <w:top w:w="80" w:type="dxa"/>
+              <w:left w:w="100" w:type="dxa"/>
+              <w:bottom w:w="80" w:type="dxa"/>
+              <w:right w:w="100" w:type="dxa"/>
+            </w:tcMar>
+          </w:tcPr>
+          <w:p>
+            <w:r>
+              <w:t>Play background music.</w:t>
+            </w:r>
+          </w:p>
+        </w:tc>
+        <w:tc>
+          <w:tcPr>
+            <w:tcW w:w="3950" w:type="dxa"/>
+            <w:tcMar>
+              <w:top w:w="80" w:type="dxa"/>
+              <w:left w:w="100" w:type="dxa"/>
+              <w:bottom w:w="80" w:type="dxa"/>
+              <w:right w:w="100" w:type="dxa"/>
+            </w:tcMar>
+          </w:tcPr>
+          <w:p>
+            <w:r>
+              <w:t>If included, confirm it plays during gameplay without duplicating after restart.</w:t>
+            </w:r>
+          </w:p>
+        </w:tc>
+      </w:tr>
+    </w:tbl>
+    <w:p>
+      <w:pPr>
+        <w:pStyle w:val="Heading1"/>
+        <w:rPr>
+          <w:rFonts w:ascii="Times New Roman" w:hAnsi="Times New Roman" w:cs="Times New Roman"/>
+          <w:color w:val="auto"/>
+        </w:rPr>
       </w:pPr>
-      <w:bookmarkStart w:id="8" w:name="_Toc239668332"/>
+      <w:bookmarkStart w:id="9" w:name="_Toc239926547"/>
       <w:r>
         <w:rPr>
           <w:rFonts w:ascii="Times New Roman" w:hAnsi="Times New Roman" w:cs="Times New Roman"/>
           <w:color w:val="auto"/>
         </w:rPr>
-        <w:t>5 Design and implementation evidence</w:t>
+        <w:t>6 Design and implementation evidence</w:t>
       </w:r>
-      <w:bookmarkEnd w:id="8"/>
+      <w:bookmarkEnd w:id="9"/>
     </w:p>
     <w:p>
       <w:pPr>
@@ -2260,15 +2699,15 @@
           <w:color w:val="auto"/>
         </w:rPr>
       </w:pPr>
-      <w:bookmarkStart w:id="9" w:name="_Toc239668333"/>
+      <w:bookmarkStart w:id="10" w:name="_Toc239926548"/>
       <w:r>
         <w:rPr>
           <w:rFonts w:ascii="Times New Roman" w:hAnsi="Times New Roman" w:cs="Times New Roman"/>
           <w:color w:val="auto"/>
         </w:rPr>
-        <w:t>6 Proposed planning</w:t>
+        <w:t>7 Proposed planning</w:t>
       </w:r>
-      <w:bookmarkEnd w:id="9"/>
+      <w:bookmarkEnd w:id="10"/>
     </w:p>
     <w:p>
       <w:pPr>
@@ -2292,21 +2731,15 @@
           <w:color w:val="auto"/>
         </w:rPr>
       </w:pPr>
-      <w:bookmarkStart w:id="10" w:name="_Toc239668334"/>
+      <w:bookmarkStart w:id="11" w:name="_Toc239926549"/>
       <w:r>
         <w:rPr>
           <w:rFonts w:ascii="Times New Roman" w:hAnsi="Times New Roman" w:cs="Times New Roman"/>
           <w:color w:val="auto"/>
         </w:rPr>
-        <w:t>6.1 Milestones</w:t>
+        <w:t>7.1 Milestones</w:t>
       </w:r>
-      <w:r>
-        <w:rPr>
-          <w:rFonts w:ascii="Times New Roman" w:hAnsi="Times New Roman" w:cs="Times New Roman"/>
-          <w:color w:val="auto"/>
-        </w:rPr>
-      </w:r>
-      <w:bookmarkEnd w:id="10"/>
+      <w:bookmarkEnd w:id="11"/>
     </w:p>
     <w:p>
       <w:pPr>
@@ -2673,6 +3106,7 @@
               <w:rPr>
                 <w:rFonts w:ascii="Times New Roman" w:hAnsi="Times New Roman" w:cs="Times New Roman"/>
               </w:rPr>
+              <w:lastRenderedPageBreak/>
               <w:t>Realize</w:t>
             </w:r>
           </w:p>
@@ -2747,7 +3181,6 @@
               <w:rPr>
                 <w:rFonts w:ascii="Times New Roman" w:hAnsi="Times New Roman" w:cs="Times New Roman"/>
               </w:rPr>
-              <w:lastRenderedPageBreak/>
               <w:t>Validate</w:t>
             </w:r>
           </w:p>
@@ -2810,15 +3243,15 @@
           <w:color w:val="auto"/>
         </w:rPr>
       </w:pPr>
-      <w:bookmarkStart w:id="11" w:name="_Toc239668335"/>
+      <w:bookmarkStart w:id="12" w:name="_Toc239926550"/>
       <w:r>
         <w:rPr>
           <w:rFonts w:ascii="Times New Roman" w:hAnsi="Times New Roman" w:cs="Times New Roman"/>
           <w:color w:val="auto"/>
         </w:rPr>
-        <w:t>7 Validation and completion</w:t>
+        <w:t>8 Validation and completion</w:t>
       </w:r>
-      <w:bookmarkEnd w:id="11"/>
+      <w:bookmarkEnd w:id="12"/>
     </w:p>
     <w:p>
       <w:pPr>
@@ -2880,15 +3313,15 @@
           <w:color w:val="auto"/>
         </w:rPr>
       </w:pPr>
-      <w:bookmarkStart w:id="12" w:name="_Toc239668336"/>
+      <w:bookmarkStart w:id="13" w:name="_Toc239926551"/>
       <w:r>
         <w:rPr>
           <w:rFonts w:ascii="Times New Roman" w:hAnsi="Times New Roman" w:cs="Times New Roman"/>
           <w:color w:val="auto"/>
         </w:rPr>
-        <w:t>8 Use of AI during the project</w:t>
+        <w:t>9 Use of AI during the project</w:t>
       </w:r>
-      <w:bookmarkEnd w:id="12"/>
+      <w:bookmarkEnd w:id="13"/>
     </w:p>
     <w:p>
       <w:pPr>
@@ -2938,15 +3371,15 @@
           <w:color w:val="auto"/>
         </w:rPr>
       </w:pPr>
-      <w:bookmarkStart w:id="13" w:name="_Toc239668337"/>
+      <w:bookmarkStart w:id="14" w:name="_Toc239926552"/>
       <w:r>
         <w:rPr>
           <w:rFonts w:ascii="Times New Roman" w:hAnsi="Times New Roman" w:cs="Times New Roman"/>
           <w:color w:val="auto"/>
         </w:rPr>
-        <w:t>9 Sources</w:t>
+        <w:t>10 Sources</w:t>
       </w:r>
-      <w:bookmarkEnd w:id="13"/>
+      <w:bookmarkEnd w:id="14"/>
     </w:p>
     <w:p>
       <w:pPr>
@@ -4402,9 +4835,13 @@
   <w:rsids>
     <w:rsidRoot w:val="00E834CF"/>
     <w:rsid w:val="0020184F"/>
+    <w:rsid w:val="00211A29"/>
+    <w:rsid w:val="00353784"/>
     <w:rsid w:val="00446AB4"/>
+    <w:rsid w:val="005E3F33"/>
     <w:rsid w:val="005F39A7"/>
     <w:rsid w:val="00787EB7"/>
+    <w:rsid w:val="00A00F2B"/>
     <w:rsid w:val="00B76BAA"/>
     <w:rsid w:val="00E834CF"/>
   </w:rsids>

--- a/docs/Breakout_Advice.docx
+++ b/docs/Breakout_Advice.docx
@@ -2276,7 +2276,6 @@
       </w:r>
     </w:p>
     <w:p>
-      <w:pPr/>
       <w:r>
         <w:rPr>
           <w:rFonts w:ascii="Times New Roman" w:hAnsi="Times New Roman" w:cs="Times New Roman"/>
@@ -2699,557 +2698,13 @@
           <w:color w:val="auto"/>
         </w:rPr>
       </w:pPr>
-      <w:bookmarkStart w:id="10" w:name="_Toc239926548"/>
+      <w:bookmarkStart w:id="12" w:name="_Toc239926550"/>
       <w:r>
         <w:rPr>
           <w:rFonts w:ascii="Times New Roman" w:hAnsi="Times New Roman" w:cs="Times New Roman"/>
           <w:color w:val="auto"/>
         </w:rPr>
-        <w:t>7 Proposed planning</w:t>
-      </w:r>
-      <w:bookmarkEnd w:id="10"/>
-    </w:p>
-    <w:p>
-      <w:pPr>
-        <w:spacing w:after="160"/>
-        <w:rPr>
-          <w:rFonts w:ascii="Times New Roman" w:hAnsi="Times New Roman" w:cs="Times New Roman"/>
-        </w:rPr>
-      </w:pPr>
-      <w:r>
-        <w:rPr>
-          <w:rFonts w:ascii="Times New Roman" w:hAnsi="Times New Roman" w:cs="Times New Roman"/>
-        </w:rPr>
-        <w:t>The following four-week plan is a working estimate, not a confirmed course deadline. Week 1 begins when the project work starts. If the available time differs, retain the sequence and reduce optional features before reducing validation. Activities can overlap, and feedback may require returning to an earlier activity.</w:t>
-      </w:r>
-    </w:p>
-    <w:p>
-      <w:pPr>
-        <w:pStyle w:val="Heading2"/>
-        <w:rPr>
-          <w:rFonts w:ascii="Times New Roman" w:hAnsi="Times New Roman" w:cs="Times New Roman"/>
-          <w:color w:val="auto"/>
-        </w:rPr>
-      </w:pPr>
-      <w:bookmarkStart w:id="11" w:name="_Toc239926549"/>
-      <w:r>
-        <w:rPr>
-          <w:rFonts w:ascii="Times New Roman" w:hAnsi="Times New Roman" w:cs="Times New Roman"/>
-          <w:color w:val="auto"/>
-        </w:rPr>
-        <w:t>7.1 Milestones</w:t>
-      </w:r>
-      <w:bookmarkEnd w:id="11"/>
-    </w:p>
-    <w:p>
-      <w:pPr>
-        <w:spacing w:after="160"/>
-        <w:rPr>
-          <w:rFonts w:ascii="Times New Roman" w:hAnsi="Times New Roman" w:cs="Times New Roman"/>
-        </w:rPr>
-      </w:pPr>
-      <w:r>
-        <w:rPr>
-          <w:rFonts w:ascii="Times New Roman" w:hAnsi="Times New Roman" w:cs="Times New Roman"/>
-        </w:rPr>
-        <w:t>By the end of Week 1, the requirements and design should describe the same scope and the project should launch. By the end of Week 2, the ball should interact with the paddle, walls and bricks. By the end of Week 3, a player should be able to win, lose and restart. Week 4 is reserved mainly for verification, fixes and portfolio evidence. Optional audio starts only when the core is reliable.</w:t>
-      </w:r>
-    </w:p>
-    <w:tbl>
-      <w:tblPr>
-        <w:tblW w:w="9350" w:type="dxa"/>
-        <w:tblBorders>
-          <w:top w:val="single" w:sz="4" w:space="0" w:color="auto"/>
-          <w:left w:val="single" w:sz="4" w:space="0" w:color="auto"/>
-          <w:bottom w:val="single" w:sz="4" w:space="0" w:color="auto"/>
-          <w:right w:val="single" w:sz="4" w:space="0" w:color="auto"/>
-          <w:insideH w:val="single" w:sz="4" w:space="0" w:color="auto"/>
-          <w:insideV w:val="single" w:sz="4" w:space="0" w:color="auto"/>
-        </w:tblBorders>
-        <w:tblCellMar>
-          <w:left w:w="10" w:type="dxa"/>
-          <w:right w:w="10" w:type="dxa"/>
-        </w:tblCellMar>
-        <w:tblLook w:val="0000" w:firstRow="0" w:lastRow="0" w:firstColumn="0" w:lastColumn="0" w:noHBand="0" w:noVBand="0"/>
-      </w:tblPr>
-      <w:tblGrid>
-        <w:gridCol w:w="1300"/>
-        <w:gridCol w:w="2400"/>
-        <w:gridCol w:w="5650"/>
-      </w:tblGrid>
-      <w:tr>
-        <w:trPr>
-          <w:tblHeader/>
-        </w:trPr>
-        <w:tc>
-          <w:tcPr>
-            <w:tcW w:w="1300" w:type="dxa"/>
-            <w:shd w:val="clear" w:color="auto" w:fill="DCE6F1"/>
-            <w:tcMar>
-              <w:top w:w="80" w:type="dxa"/>
-              <w:left w:w="100" w:type="dxa"/>
-              <w:bottom w:w="80" w:type="dxa"/>
-              <w:right w:w="100" w:type="dxa"/>
-            </w:tcMar>
-          </w:tcPr>
-          <w:p>
-            <w:pPr>
-              <w:rPr>
-                <w:rFonts w:ascii="Times New Roman" w:hAnsi="Times New Roman" w:cs="Times New Roman"/>
-              </w:rPr>
-            </w:pPr>
-            <w:r>
-              <w:rPr>
-                <w:rFonts w:ascii="Times New Roman" w:hAnsi="Times New Roman" w:cs="Times New Roman"/>
-                <w:b/>
-                <w:bCs/>
-              </w:rPr>
-              <w:t>LO2 activity</w:t>
-            </w:r>
-          </w:p>
-        </w:tc>
-        <w:tc>
-          <w:tcPr>
-            <w:tcW w:w="2400" w:type="dxa"/>
-            <w:shd w:val="clear" w:color="auto" w:fill="DCE6F1"/>
-            <w:tcMar>
-              <w:top w:w="80" w:type="dxa"/>
-              <w:left w:w="100" w:type="dxa"/>
-              <w:bottom w:w="80" w:type="dxa"/>
-              <w:right w:w="100" w:type="dxa"/>
-            </w:tcMar>
-          </w:tcPr>
-          <w:p>
-            <w:pPr>
-              <w:rPr>
-                <w:rFonts w:ascii="Times New Roman" w:hAnsi="Times New Roman" w:cs="Times New Roman"/>
-              </w:rPr>
-            </w:pPr>
-            <w:r>
-              <w:rPr>
-                <w:rFonts w:ascii="Times New Roman" w:hAnsi="Times New Roman" w:cs="Times New Roman"/>
-                <w:b/>
-                <w:bCs/>
-              </w:rPr>
-              <w:t>Proposed timing</w:t>
-            </w:r>
-          </w:p>
-        </w:tc>
-        <w:tc>
-          <w:tcPr>
-            <w:tcW w:w="5650" w:type="dxa"/>
-            <w:shd w:val="clear" w:color="auto" w:fill="DCE6F1"/>
-            <w:tcMar>
-              <w:top w:w="80" w:type="dxa"/>
-              <w:left w:w="100" w:type="dxa"/>
-              <w:bottom w:w="80" w:type="dxa"/>
-              <w:right w:w="100" w:type="dxa"/>
-            </w:tcMar>
-          </w:tcPr>
-          <w:p>
-            <w:pPr>
-              <w:rPr>
-                <w:rFonts w:ascii="Times New Roman" w:hAnsi="Times New Roman" w:cs="Times New Roman"/>
-              </w:rPr>
-            </w:pPr>
-            <w:r>
-              <w:rPr>
-                <w:rFonts w:ascii="Times New Roman" w:hAnsi="Times New Roman" w:cs="Times New Roman"/>
-                <w:b/>
-                <w:bCs/>
-              </w:rPr>
-              <w:t>Work and completion evidence</w:t>
-            </w:r>
-          </w:p>
-        </w:tc>
-      </w:tr>
-      <w:tr>
-        <w:tc>
-          <w:tcPr>
-            <w:tcW w:w="1300" w:type="dxa"/>
-            <w:tcMar>
-              <w:top w:w="80" w:type="dxa"/>
-              <w:left w:w="100" w:type="dxa"/>
-              <w:bottom w:w="80" w:type="dxa"/>
-              <w:right w:w="100" w:type="dxa"/>
-            </w:tcMar>
-          </w:tcPr>
-          <w:p>
-            <w:pPr>
-              <w:rPr>
-                <w:rFonts w:ascii="Times New Roman" w:hAnsi="Times New Roman" w:cs="Times New Roman"/>
-              </w:rPr>
-            </w:pPr>
-            <w:r>
-              <w:rPr>
-                <w:rFonts w:ascii="Times New Roman" w:hAnsi="Times New Roman" w:cs="Times New Roman"/>
-              </w:rPr>
-              <w:t>Analyze</w:t>
-            </w:r>
-          </w:p>
-        </w:tc>
-        <w:tc>
-          <w:tcPr>
-            <w:tcW w:w="2400" w:type="dxa"/>
-            <w:tcMar>
-              <w:top w:w="80" w:type="dxa"/>
-              <w:left w:w="100" w:type="dxa"/>
-              <w:bottom w:w="80" w:type="dxa"/>
-              <w:right w:w="100" w:type="dxa"/>
-            </w:tcMar>
-          </w:tcPr>
-          <w:p>
-            <w:pPr>
-              <w:rPr>
-                <w:rFonts w:ascii="Times New Roman" w:hAnsi="Times New Roman" w:cs="Times New Roman"/>
-              </w:rPr>
-            </w:pPr>
-            <w:r>
-              <w:rPr>
-                <w:rFonts w:ascii="Times New Roman" w:hAnsi="Times New Roman" w:cs="Times New Roman"/>
-              </w:rPr>
-              <w:t>Week 1, first part</w:t>
-            </w:r>
-          </w:p>
-        </w:tc>
-        <w:tc>
-          <w:tcPr>
-            <w:tcW w:w="5650" w:type="dxa"/>
-            <w:tcMar>
-              <w:top w:w="80" w:type="dxa"/>
-              <w:left w:w="100" w:type="dxa"/>
-              <w:bottom w:w="80" w:type="dxa"/>
-              <w:right w:w="100" w:type="dxa"/>
-            </w:tcMar>
-          </w:tcPr>
-          <w:p>
-            <w:pPr>
-              <w:rPr>
-                <w:rFonts w:ascii="Times New Roman" w:hAnsi="Times New Roman" w:cs="Times New Roman"/>
-              </w:rPr>
-            </w:pPr>
-            <w:r>
-              <w:rPr>
-                <w:rFonts w:ascii="Times New Roman" w:hAnsi="Times New Roman" w:cs="Times New Roman"/>
-              </w:rPr>
-              <w:t>Confirm the problem, scope and testable requirements. Review relevant documentation and record feedback. Output: Analysis document and evidence supporting its findings.</w:t>
-            </w:r>
-          </w:p>
-        </w:tc>
-      </w:tr>
-      <w:tr>
-        <w:tc>
-          <w:tcPr>
-            <w:tcW w:w="1300" w:type="dxa"/>
-            <w:tcMar>
-              <w:top w:w="80" w:type="dxa"/>
-              <w:left w:w="100" w:type="dxa"/>
-              <w:bottom w:w="80" w:type="dxa"/>
-              <w:right w:w="100" w:type="dxa"/>
-            </w:tcMar>
-          </w:tcPr>
-          <w:p>
-            <w:pPr>
-              <w:rPr>
-                <w:rFonts w:ascii="Times New Roman" w:hAnsi="Times New Roman" w:cs="Times New Roman"/>
-              </w:rPr>
-            </w:pPr>
-            <w:r>
-              <w:rPr>
-                <w:rFonts w:ascii="Times New Roman" w:hAnsi="Times New Roman" w:cs="Times New Roman"/>
-              </w:rPr>
-              <w:t>Advise</w:t>
-            </w:r>
-          </w:p>
-        </w:tc>
-        <w:tc>
-          <w:tcPr>
-            <w:tcW w:w="2400" w:type="dxa"/>
-            <w:tcMar>
-              <w:top w:w="80" w:type="dxa"/>
-              <w:left w:w="100" w:type="dxa"/>
-              <w:bottom w:w="80" w:type="dxa"/>
-              <w:right w:w="100" w:type="dxa"/>
-            </w:tcMar>
-          </w:tcPr>
-          <w:p>
-            <w:pPr>
-              <w:rPr>
-                <w:rFonts w:ascii="Times New Roman" w:hAnsi="Times New Roman" w:cs="Times New Roman"/>
-              </w:rPr>
-            </w:pPr>
-            <w:r>
-              <w:rPr>
-                <w:rFonts w:ascii="Times New Roman" w:hAnsi="Times New Roman" w:cs="Times New Roman"/>
-              </w:rPr>
-              <w:t>Week 1, first part</w:t>
-            </w:r>
-          </w:p>
-        </w:tc>
-        <w:tc>
-          <w:tcPr>
-            <w:tcW w:w="5650" w:type="dxa"/>
-            <w:tcMar>
-              <w:top w:w="80" w:type="dxa"/>
-              <w:left w:w="100" w:type="dxa"/>
-              <w:bottom w:w="80" w:type="dxa"/>
-              <w:right w:w="100" w:type="dxa"/>
-            </w:tcMar>
-          </w:tcPr>
-          <w:p>
-            <w:pPr>
-              <w:rPr>
-                <w:rFonts w:ascii="Times New Roman" w:hAnsi="Times New Roman" w:cs="Times New Roman"/>
-              </w:rPr>
-            </w:pPr>
-            <w:r>
-              <w:rPr>
-                <w:rFonts w:ascii="Times New Roman" w:hAnsi="Times New Roman" w:cs="Times New Roman"/>
-              </w:rPr>
-              <w:t>Compare technology options and confirm Java with LibGDX through a working prototype. Output: Advice document with reasons and priorities.</w:t>
-            </w:r>
-          </w:p>
-        </w:tc>
-      </w:tr>
-      <w:tr>
-        <w:tc>
-          <w:tcPr>
-            <w:tcW w:w="1300" w:type="dxa"/>
-            <w:tcMar>
-              <w:top w:w="80" w:type="dxa"/>
-              <w:left w:w="100" w:type="dxa"/>
-              <w:bottom w:w="80" w:type="dxa"/>
-              <w:right w:w="100" w:type="dxa"/>
-            </w:tcMar>
-          </w:tcPr>
-          <w:p>
-            <w:pPr>
-              <w:rPr>
-                <w:rFonts w:ascii="Times New Roman" w:hAnsi="Times New Roman" w:cs="Times New Roman"/>
-              </w:rPr>
-            </w:pPr>
-            <w:r>
-              <w:rPr>
-                <w:rFonts w:ascii="Times New Roman" w:hAnsi="Times New Roman" w:cs="Times New Roman"/>
-              </w:rPr>
-              <w:t>Design</w:t>
-            </w:r>
-          </w:p>
-        </w:tc>
-        <w:tc>
-          <w:tcPr>
-            <w:tcW w:w="2400" w:type="dxa"/>
-            <w:tcMar>
-              <w:top w:w="80" w:type="dxa"/>
-              <w:left w:w="100" w:type="dxa"/>
-              <w:bottom w:w="80" w:type="dxa"/>
-              <w:right w:w="100" w:type="dxa"/>
-            </w:tcMar>
-          </w:tcPr>
-          <w:p>
-            <w:pPr>
-              <w:rPr>
-                <w:rFonts w:ascii="Times New Roman" w:hAnsi="Times New Roman" w:cs="Times New Roman"/>
-              </w:rPr>
-            </w:pPr>
-            <w:r>
-              <w:rPr>
-                <w:rFonts w:ascii="Times New Roman" w:hAnsi="Times New Roman" w:cs="Times New Roman"/>
-              </w:rPr>
-              <w:t>Week 1, second part</w:t>
-            </w:r>
-          </w:p>
-        </w:tc>
-        <w:tc>
-          <w:tcPr>
-            <w:tcW w:w="5650" w:type="dxa"/>
-            <w:tcMar>
-              <w:top w:w="80" w:type="dxa"/>
-              <w:left w:w="100" w:type="dxa"/>
-              <w:bottom w:w="80" w:type="dxa"/>
-              <w:right w:w="100" w:type="dxa"/>
-            </w:tcMar>
-          </w:tcPr>
-          <w:p>
-            <w:pPr>
-              <w:rPr>
-                <w:rFonts w:ascii="Times New Roman" w:hAnsi="Times New Roman" w:cs="Times New Roman"/>
-              </w:rPr>
-            </w:pPr>
-            <w:r>
-              <w:rPr>
-                <w:rFonts w:ascii="Times New Roman" w:hAnsi="Times New Roman" w:cs="Times New Roman"/>
-              </w:rPr>
-              <w:t>Refine the wireframes, class diagram and screen flow. Check the designs against requirements. Output: Design evidence.</w:t>
-            </w:r>
-          </w:p>
-        </w:tc>
-      </w:tr>
-      <w:tr>
-        <w:tc>
-          <w:tcPr>
-            <w:tcW w:w="1300" w:type="dxa"/>
-            <w:tcMar>
-              <w:top w:w="80" w:type="dxa"/>
-              <w:left w:w="100" w:type="dxa"/>
-              <w:bottom w:w="80" w:type="dxa"/>
-              <w:right w:w="100" w:type="dxa"/>
-            </w:tcMar>
-          </w:tcPr>
-          <w:p>
-            <w:pPr>
-              <w:rPr>
-                <w:rFonts w:ascii="Times New Roman" w:hAnsi="Times New Roman" w:cs="Times New Roman"/>
-              </w:rPr>
-            </w:pPr>
-            <w:r>
-              <w:rPr>
-                <w:rFonts w:ascii="Times New Roman" w:hAnsi="Times New Roman" w:cs="Times New Roman"/>
-              </w:rPr>
-              <w:lastRenderedPageBreak/>
-              <w:t>Realize</w:t>
-            </w:r>
-          </w:p>
-        </w:tc>
-        <w:tc>
-          <w:tcPr>
-            <w:tcW w:w="2400" w:type="dxa"/>
-            <w:tcMar>
-              <w:top w:w="80" w:type="dxa"/>
-              <w:left w:w="100" w:type="dxa"/>
-              <w:bottom w:w="80" w:type="dxa"/>
-              <w:right w:w="100" w:type="dxa"/>
-            </w:tcMar>
-          </w:tcPr>
-          <w:p>
-            <w:pPr>
-              <w:rPr>
-                <w:rFonts w:ascii="Times New Roman" w:hAnsi="Times New Roman" w:cs="Times New Roman"/>
-              </w:rPr>
-            </w:pPr>
-            <w:r>
-              <w:rPr>
-                <w:rFonts w:ascii="Times New Roman" w:hAnsi="Times New Roman" w:cs="Times New Roman"/>
-              </w:rPr>
-              <w:t>Weeks 2 and 3</w:t>
-            </w:r>
-          </w:p>
-        </w:tc>
-        <w:tc>
-          <w:tcPr>
-            <w:tcW w:w="5650" w:type="dxa"/>
-            <w:tcMar>
-              <w:top w:w="80" w:type="dxa"/>
-              <w:left w:w="100" w:type="dxa"/>
-              <w:bottom w:w="80" w:type="dxa"/>
-              <w:right w:w="100" w:type="dxa"/>
-            </w:tcMar>
-          </w:tcPr>
-          <w:p>
-            <w:pPr>
-              <w:rPr>
-                <w:rFonts w:ascii="Times New Roman" w:hAnsi="Times New Roman" w:cs="Times New Roman"/>
-              </w:rPr>
-            </w:pPr>
-            <w:r>
-              <w:rPr>
-                <w:rFonts w:ascii="Times New Roman" w:hAnsi="Times New Roman" w:cs="Times New Roman"/>
-              </w:rPr>
-              <w:t>Week 2: paddle, ball and collision prototype, then the brick grid. Week 3: score, lives, screens and reset behaviour. Output: playable Windows game and source code.</w:t>
-            </w:r>
-          </w:p>
-        </w:tc>
-      </w:tr>
-      <w:tr>
-        <w:tc>
-          <w:tcPr>
-            <w:tcW w:w="1300" w:type="dxa"/>
-            <w:tcMar>
-              <w:top w:w="80" w:type="dxa"/>
-              <w:left w:w="100" w:type="dxa"/>
-              <w:bottom w:w="80" w:type="dxa"/>
-              <w:right w:w="100" w:type="dxa"/>
-            </w:tcMar>
-          </w:tcPr>
-          <w:p>
-            <w:pPr>
-              <w:rPr>
-                <w:rFonts w:ascii="Times New Roman" w:hAnsi="Times New Roman" w:cs="Times New Roman"/>
-              </w:rPr>
-            </w:pPr>
-            <w:r>
-              <w:rPr>
-                <w:rFonts w:ascii="Times New Roman" w:hAnsi="Times New Roman" w:cs="Times New Roman"/>
-              </w:rPr>
-              <w:t>Validate</w:t>
-            </w:r>
-          </w:p>
-        </w:tc>
-        <w:tc>
-          <w:tcPr>
-            <w:tcW w:w="2400" w:type="dxa"/>
-            <w:tcMar>
-              <w:top w:w="80" w:type="dxa"/>
-              <w:left w:w="100" w:type="dxa"/>
-              <w:bottom w:w="80" w:type="dxa"/>
-              <w:right w:w="100" w:type="dxa"/>
-            </w:tcMar>
-          </w:tcPr>
-          <w:p>
-            <w:pPr>
-              <w:rPr>
-                <w:rFonts w:ascii="Times New Roman" w:hAnsi="Times New Roman" w:cs="Times New Roman"/>
-              </w:rPr>
-            </w:pPr>
-            <w:r>
-              <w:rPr>
-                <w:rFonts w:ascii="Times New Roman" w:hAnsi="Times New Roman" w:cs="Times New Roman"/>
-              </w:rPr>
-              <w:t>Every increment; final review in Week 4</w:t>
-            </w:r>
-          </w:p>
-        </w:tc>
-        <w:tc>
-          <w:tcPr>
-            <w:tcW w:w="5650" w:type="dxa"/>
-            <w:tcMar>
-              <w:top w:w="80" w:type="dxa"/>
-              <w:left w:w="100" w:type="dxa"/>
-              <w:bottom w:w="80" w:type="dxa"/>
-              <w:right w:w="100" w:type="dxa"/>
-            </w:tcMar>
-          </w:tcPr>
-          <w:p>
-            <w:pPr>
-              <w:rPr>
-                <w:rFonts w:ascii="Times New Roman" w:hAnsi="Times New Roman" w:cs="Times New Roman"/>
-              </w:rPr>
-            </w:pPr>
-            <w:r>
-              <w:rPr>
-                <w:rFonts w:ascii="Times New Roman" w:hAnsi="Times New Roman" w:cs="Times New Roman"/>
-              </w:rPr>
-              <w:t>Run acceptance checks, gather peer feedback and fix defects. Recheck affected behaviour. Output: test record, feedback and final demonstration.</w:t>
-            </w:r>
-          </w:p>
-        </w:tc>
-      </w:tr>
-    </w:tbl>
-    <w:p>
-      <w:pPr>
-        <w:pStyle w:val="Heading1"/>
-        <w:rPr>
-          <w:rFonts w:ascii="Times New Roman" w:hAnsi="Times New Roman" w:cs="Times New Roman"/>
-          <w:color w:val="auto"/>
-        </w:rPr>
-      </w:pPr>
-      <w:bookmarkStart w:id="12" w:name="_Toc239926550"/>
-      <w:r>
-        <w:rPr>
-          <w:rFonts w:ascii="Times New Roman" w:hAnsi="Times New Roman" w:cs="Times New Roman"/>
-          <w:color w:val="auto"/>
-        </w:rPr>
-        <w:t>8 Validation and completion</w:t>
+        <w:t>7 Validation and completion</w:t>
       </w:r>
       <w:bookmarkEnd w:id="12"/>
     </w:p>
@@ -3319,7 +2774,7 @@
           <w:rFonts w:ascii="Times New Roman" w:hAnsi="Times New Roman" w:cs="Times New Roman"/>
           <w:color w:val="auto"/>
         </w:rPr>
-        <w:t>9 Use of AI during the project</w:t>
+        <w:t>8 Use of AI during the project</w:t>
       </w:r>
       <w:bookmarkEnd w:id="13"/>
     </w:p>
@@ -3377,7 +2832,7 @@
           <w:rFonts w:ascii="Times New Roman" w:hAnsi="Times New Roman" w:cs="Times New Roman"/>
           <w:color w:val="auto"/>
         </w:rPr>
-        <w:t>10 Sources</w:t>
+        <w:t>9 Sources</w:t>
       </w:r>
       <w:bookmarkEnd w:id="14"/>
     </w:p>
@@ -4836,6 +4291,7 @@
     <w:rsidRoot w:val="00E834CF"/>
     <w:rsid w:val="0020184F"/>
     <w:rsid w:val="00211A29"/>
+    <w:rsid w:val="0021290E"/>
     <w:rsid w:val="00353784"/>
     <w:rsid w:val="00446AB4"/>
     <w:rsid w:val="005E3F33"/>
@@ -4843,6 +4299,7 @@
     <w:rsid w:val="00787EB7"/>
     <w:rsid w:val="00A00F2B"/>
     <w:rsid w:val="00B76BAA"/>
+    <w:rsid w:val="00C268E5"/>
     <w:rsid w:val="00E834CF"/>
   </w:rsids>
   <m:mathPr>

--- a/docs/Breakout_Advice.docx
+++ b/docs/Breakout_Advice.docx
@@ -300,7 +300,7 @@
           <w:color w:val="auto"/>
         </w:rPr>
       </w:pPr>
-      <w:bookmarkStart w:id="0" w:name="_Toc239926538"/>
+      <w:bookmarkStart w:id="0" w:name="_Toc240538607"/>
       <w:r>
         <w:rPr>
           <w:rFonts w:ascii="Times New Roman" w:hAnsi="Times New Roman" w:cs="Times New Roman"/>
@@ -352,13 +352,12 @@
             </w:rPr>
             <w:fldChar w:fldCharType="separate"/>
           </w:r>
-          <w:hyperlink w:anchor="_Toc239926538" w:history="1">
+          <w:hyperlink w:anchor="_Toc240538607" w:history="1">
             <w:r>
               <w:rPr>
                 <w:rStyle w:val="Hyperlink"/>
                 <w:rFonts w:ascii="Times New Roman" w:hAnsi="Times New Roman" w:cs="Times New Roman"/>
                 <w:noProof/>
-                <w:color w:val="auto"/>
               </w:rPr>
               <w:t>Table of Contents</w:t>
             </w:r>
@@ -378,7 +377,7 @@
               <w:rPr>
                 <w:noProof/>
               </w:rPr>
-              <w:instrText xml:space="preserve"> PAGEREF _Toc239926538 \h </w:instrText>
+              <w:instrText xml:space="preserve"> PAGEREF _Toc240538607 \h </w:instrText>
             </w:r>
             <w:r>
               <w:rPr>
@@ -420,13 +419,12 @@
               <w14:ligatures w14:val="standardContextual"/>
             </w:rPr>
           </w:pPr>
-          <w:hyperlink w:anchor="_Toc239926539" w:history="1">
+          <w:hyperlink w:anchor="_Toc240538608" w:history="1">
             <w:r>
               <w:rPr>
                 <w:rStyle w:val="Hyperlink"/>
                 <w:rFonts w:ascii="Times New Roman" w:hAnsi="Times New Roman" w:cs="Times New Roman"/>
                 <w:noProof/>
-                <w:color w:val="auto"/>
               </w:rPr>
               <w:t>1 Introduction</w:t>
             </w:r>
@@ -446,7 +444,7 @@
               <w:rPr>
                 <w:noProof/>
               </w:rPr>
-              <w:instrText xml:space="preserve"> PAGEREF _Toc239926539 \h </w:instrText>
+              <w:instrText xml:space="preserve"> PAGEREF _Toc240538608 \h </w:instrText>
             </w:r>
             <w:r>
               <w:rPr>
@@ -488,13 +486,12 @@
               <w14:ligatures w14:val="standardContextual"/>
             </w:rPr>
           </w:pPr>
-          <w:hyperlink w:anchor="_Toc239926540" w:history="1">
+          <w:hyperlink w:anchor="_Toc240538609" w:history="1">
             <w:r>
               <w:rPr>
                 <w:rStyle w:val="Hyperlink"/>
                 <w:rFonts w:ascii="Times New Roman" w:hAnsi="Times New Roman" w:cs="Times New Roman"/>
                 <w:noProof/>
-                <w:color w:val="auto"/>
               </w:rPr>
               <w:t>2 Basis for the recommendation</w:t>
             </w:r>
@@ -514,7 +511,7 @@
               <w:rPr>
                 <w:noProof/>
               </w:rPr>
-              <w:instrText xml:space="preserve"> PAGEREF _Toc239926540 \h </w:instrText>
+              <w:instrText xml:space="preserve"> PAGEREF _Toc240538609 \h </w:instrText>
             </w:r>
             <w:r>
               <w:rPr>
@@ -556,13 +553,12 @@
               <w14:ligatures w14:val="standardContextual"/>
             </w:rPr>
           </w:pPr>
-          <w:hyperlink w:anchor="_Toc239926541" w:history="1">
+          <w:hyperlink w:anchor="_Toc240538610" w:history="1">
             <w:r>
               <w:rPr>
                 <w:rStyle w:val="Hyperlink"/>
                 <w:rFonts w:ascii="Times New Roman" w:hAnsi="Times New Roman" w:cs="Times New Roman"/>
                 <w:noProof/>
-                <w:color w:val="auto"/>
               </w:rPr>
               <w:t>3 Technology comparison</w:t>
             </w:r>
@@ -582,7 +578,7 @@
               <w:rPr>
                 <w:noProof/>
               </w:rPr>
-              <w:instrText xml:space="preserve"> PAGEREF _Toc239926541 \h </w:instrText>
+              <w:instrText xml:space="preserve"> PAGEREF _Toc240538610 \h </w:instrText>
             </w:r>
             <w:r>
               <w:rPr>
@@ -624,13 +620,12 @@
               <w14:ligatures w14:val="standardContextual"/>
             </w:rPr>
           </w:pPr>
-          <w:hyperlink w:anchor="_Toc239926542" w:history="1">
+          <w:hyperlink w:anchor="_Toc240538611" w:history="1">
             <w:r>
               <w:rPr>
                 <w:rStyle w:val="Hyperlink"/>
                 <w:rFonts w:ascii="Times New Roman" w:hAnsi="Times New Roman" w:cs="Times New Roman"/>
                 <w:noProof/>
-                <w:color w:val="auto"/>
               </w:rPr>
               <w:t>4 Proposed solution</w:t>
             </w:r>
@@ -650,7 +645,7 @@
               <w:rPr>
                 <w:noProof/>
               </w:rPr>
-              <w:instrText xml:space="preserve"> PAGEREF _Toc239926542 \h </w:instrText>
+              <w:instrText xml:space="preserve"> PAGEREF _Toc240538611 \h </w:instrText>
             </w:r>
             <w:r>
               <w:rPr>
@@ -692,13 +687,12 @@
               <w14:ligatures w14:val="standardContextual"/>
             </w:rPr>
           </w:pPr>
-          <w:hyperlink w:anchor="_Toc239926543" w:history="1">
+          <w:hyperlink w:anchor="_Toc240538612" w:history="1">
             <w:r>
               <w:rPr>
                 <w:rStyle w:val="Hyperlink"/>
                 <w:rFonts w:ascii="Times New Roman" w:hAnsi="Times New Roman" w:cs="Times New Roman"/>
                 <w:noProof/>
-                <w:color w:val="auto"/>
               </w:rPr>
               <w:t>4.1 Game structure</w:t>
             </w:r>
@@ -718,7 +712,7 @@
               <w:rPr>
                 <w:noProof/>
               </w:rPr>
-              <w:instrText xml:space="preserve"> PAGEREF _Toc239926543 \h </w:instrText>
+              <w:instrText xml:space="preserve"> PAGEREF _Toc240538612 \h </w:instrText>
             </w:r>
             <w:r>
               <w:rPr>
@@ -760,13 +754,12 @@
               <w14:ligatures w14:val="standardContextual"/>
             </w:rPr>
           </w:pPr>
-          <w:hyperlink w:anchor="_Toc239926544" w:history="1">
+          <w:hyperlink w:anchor="_Toc240538613" w:history="1">
             <w:r>
               <w:rPr>
                 <w:rStyle w:val="Hyperlink"/>
                 <w:rFonts w:ascii="Times New Roman" w:hAnsi="Times New Roman" w:cs="Times New Roman"/>
                 <w:noProof/>
-                <w:color w:val="auto"/>
               </w:rPr>
               <w:t>4.2 Collision approach</w:t>
             </w:r>
@@ -786,7 +779,7 @@
               <w:rPr>
                 <w:noProof/>
               </w:rPr>
-              <w:instrText xml:space="preserve"> PAGEREF _Toc239926544 \h </w:instrText>
+              <w:instrText xml:space="preserve"> PAGEREF _Toc240538613 \h </w:instrText>
             </w:r>
             <w:r>
               <w:rPr>
@@ -828,13 +821,12 @@
               <w14:ligatures w14:val="standardContextual"/>
             </w:rPr>
           </w:pPr>
-          <w:hyperlink w:anchor="_Toc239926545" w:history="1">
+          <w:hyperlink w:anchor="_Toc240538614" w:history="1">
             <w:r>
               <w:rPr>
                 <w:rStyle w:val="Hyperlink"/>
                 <w:rFonts w:ascii="Times New Roman" w:hAnsi="Times New Roman" w:cs="Times New Roman"/>
                 <w:noProof/>
-                <w:color w:val="auto"/>
               </w:rPr>
               <w:t>4.3 Interface and scope</w:t>
             </w:r>
@@ -854,7 +846,7 @@
               <w:rPr>
                 <w:noProof/>
               </w:rPr>
-              <w:instrText xml:space="preserve"> PAGEREF _Toc239926545 \h </w:instrText>
+              <w:instrText xml:space="preserve"> PAGEREF _Toc240538614 \h </w:instrText>
             </w:r>
             <w:r>
               <w:rPr>
@@ -896,13 +888,12 @@
               <w14:ligatures w14:val="standardContextual"/>
             </w:rPr>
           </w:pPr>
-          <w:hyperlink w:anchor="_Toc239926546" w:history="1">
+          <w:hyperlink w:anchor="_Toc240538615" w:history="1">
             <w:r>
               <w:rPr>
                 <w:rStyle w:val="Hyperlink"/>
                 <w:rFonts w:ascii="Times New Roman" w:hAnsi="Times New Roman" w:cs="Times New Roman"/>
                 <w:noProof/>
-                <w:color w:val="auto"/>
               </w:rPr>
               <w:t>4.4 Priority order</w:t>
             </w:r>
@@ -922,7 +913,7 @@
               <w:rPr>
                 <w:noProof/>
               </w:rPr>
-              <w:instrText xml:space="preserve"> PAGEREF _Toc239926546 \h </w:instrText>
+              <w:instrText xml:space="preserve"> PAGEREF _Toc240538615 \h </w:instrText>
             </w:r>
             <w:r>
               <w:rPr>
@@ -964,15 +955,14 @@
               <w14:ligatures w14:val="standardContextual"/>
             </w:rPr>
           </w:pPr>
-          <w:hyperlink w:anchor="_Toc239926547" w:history="1">
+          <w:hyperlink w:anchor="_Toc240538616" w:history="1">
             <w:r>
               <w:rPr>
                 <w:rStyle w:val="Hyperlink"/>
                 <w:rFonts w:ascii="Times New Roman" w:hAnsi="Times New Roman" w:cs="Times New Roman"/>
                 <w:noProof/>
-                <w:color w:val="auto"/>
-              </w:rPr>
-              <w:t>5 Design and implementation evidence</w:t>
+              </w:rPr>
+              <w:t>5 Quality and Optional Requirements</w:t>
             </w:r>
             <w:r>
               <w:rPr>
@@ -990,7 +980,7 @@
               <w:rPr>
                 <w:noProof/>
               </w:rPr>
-              <w:instrText xml:space="preserve"> PAGEREF _Toc239926547 \h </w:instrText>
+              <w:instrText xml:space="preserve"> PAGEREF _Toc240538616 \h </w:instrText>
             </w:r>
             <w:r>
               <w:rPr>
@@ -1032,15 +1022,14 @@
               <w14:ligatures w14:val="standardContextual"/>
             </w:rPr>
           </w:pPr>
-          <w:hyperlink w:anchor="_Toc239926548" w:history="1">
+          <w:hyperlink w:anchor="_Toc240538617" w:history="1">
             <w:r>
               <w:rPr>
                 <w:rStyle w:val="Hyperlink"/>
                 <w:rFonts w:ascii="Times New Roman" w:hAnsi="Times New Roman" w:cs="Times New Roman"/>
                 <w:noProof/>
-                <w:color w:val="auto"/>
-              </w:rPr>
-              <w:t>6 Proposed planning</w:t>
+              </w:rPr>
+              <w:t>6 Design and implementation evidence</w:t>
             </w:r>
             <w:r>
               <w:rPr>
@@ -1058,75 +1047,7 @@
               <w:rPr>
                 <w:noProof/>
               </w:rPr>
-              <w:instrText xml:space="preserve"> PAGEREF _Toc239926548 \h </w:instrText>
-            </w:r>
-            <w:r>
-              <w:rPr>
-                <w:noProof/>
-              </w:rPr>
-            </w:r>
-            <w:r>
-              <w:rPr>
-                <w:noProof/>
-              </w:rPr>
-              <w:fldChar w:fldCharType="separate"/>
-            </w:r>
-            <w:r>
-              <w:rPr>
-                <w:noProof/>
-              </w:rPr>
-              <w:t>3</w:t>
-            </w:r>
-            <w:r>
-              <w:rPr>
-                <w:noProof/>
-              </w:rPr>
-              <w:fldChar w:fldCharType="end"/>
-            </w:r>
-          </w:hyperlink>
-        </w:p>
-        <w:p>
-          <w:pPr>
-            <w:pStyle w:val="TOC2"/>
-            <w:tabs>
-              <w:tab w:val="right" w:leader="dot" w:pos="9628"/>
-            </w:tabs>
-            <w:rPr>
-              <w:rFonts w:asciiTheme="minorHAnsi" w:eastAsiaTheme="minorEastAsia" w:hAnsiTheme="minorHAnsi" w:cstheme="minorBidi"/>
-              <w:noProof/>
-              <w:kern w:val="2"/>
-              <w:sz w:val="24"/>
-              <w:szCs w:val="24"/>
-              <w14:ligatures w14:val="standardContextual"/>
-            </w:rPr>
-          </w:pPr>
-          <w:hyperlink w:anchor="_Toc239926549" w:history="1">
-            <w:r>
-              <w:rPr>
-                <w:rStyle w:val="Hyperlink"/>
-                <w:rFonts w:ascii="Times New Roman" w:hAnsi="Times New Roman" w:cs="Times New Roman"/>
-                <w:noProof/>
-                <w:color w:val="auto"/>
-              </w:rPr>
-              <w:t>6.1 Milestones</w:t>
-            </w:r>
-            <w:r>
-              <w:rPr>
-                <w:noProof/>
-              </w:rPr>
-              <w:tab/>
-            </w:r>
-            <w:r>
-              <w:rPr>
-                <w:noProof/>
-              </w:rPr>
-              <w:fldChar w:fldCharType="begin"/>
-            </w:r>
-            <w:r>
-              <w:rPr>
-                <w:noProof/>
-              </w:rPr>
-              <w:instrText xml:space="preserve"> PAGEREF _Toc239926549 \h </w:instrText>
+              <w:instrText xml:space="preserve"> PAGEREF _Toc240538617 \h </w:instrText>
             </w:r>
             <w:r>
               <w:rPr>
@@ -1168,13 +1089,12 @@
               <w14:ligatures w14:val="standardContextual"/>
             </w:rPr>
           </w:pPr>
-          <w:hyperlink w:anchor="_Toc239926550" w:history="1">
+          <w:hyperlink w:anchor="_Toc240538618" w:history="1">
             <w:r>
               <w:rPr>
                 <w:rStyle w:val="Hyperlink"/>
                 <w:rFonts w:ascii="Times New Roman" w:hAnsi="Times New Roman" w:cs="Times New Roman"/>
                 <w:noProof/>
-                <w:color w:val="auto"/>
               </w:rPr>
               <w:t>7 Validation and completion</w:t>
             </w:r>
@@ -1194,7 +1114,7 @@
               <w:rPr>
                 <w:noProof/>
               </w:rPr>
-              <w:instrText xml:space="preserve"> PAGEREF _Toc239926550 \h </w:instrText>
+              <w:instrText xml:space="preserve"> PAGEREF _Toc240538618 \h </w:instrText>
             </w:r>
             <w:r>
               <w:rPr>
@@ -1236,13 +1156,12 @@
               <w14:ligatures w14:val="standardContextual"/>
             </w:rPr>
           </w:pPr>
-          <w:hyperlink w:anchor="_Toc239926551" w:history="1">
+          <w:hyperlink w:anchor="_Toc240538619" w:history="1">
             <w:r>
               <w:rPr>
                 <w:rStyle w:val="Hyperlink"/>
                 <w:rFonts w:ascii="Times New Roman" w:hAnsi="Times New Roman" w:cs="Times New Roman"/>
                 <w:noProof/>
-                <w:color w:val="auto"/>
               </w:rPr>
               <w:t>8 Use of AI during the project</w:t>
             </w:r>
@@ -1262,7 +1181,7 @@
               <w:rPr>
                 <w:noProof/>
               </w:rPr>
-              <w:instrText xml:space="preserve"> PAGEREF _Toc239926551 \h </w:instrText>
+              <w:instrText xml:space="preserve"> PAGEREF _Toc240538619 \h </w:instrText>
             </w:r>
             <w:r>
               <w:rPr>
@@ -1304,13 +1223,12 @@
               <w14:ligatures w14:val="standardContextual"/>
             </w:rPr>
           </w:pPr>
-          <w:hyperlink w:anchor="_Toc239926552" w:history="1">
+          <w:hyperlink w:anchor="_Toc240538620" w:history="1">
             <w:r>
               <w:rPr>
                 <w:rStyle w:val="Hyperlink"/>
                 <w:rFonts w:ascii="Times New Roman" w:hAnsi="Times New Roman" w:cs="Times New Roman"/>
                 <w:noProof/>
-                <w:color w:val="auto"/>
               </w:rPr>
               <w:t>9 Sources</w:t>
             </w:r>
@@ -1330,7 +1248,7 @@
               <w:rPr>
                 <w:noProof/>
               </w:rPr>
-              <w:instrText xml:space="preserve"> PAGEREF _Toc239926552 \h </w:instrText>
+              <w:instrText xml:space="preserve"> PAGEREF _Toc240538620 \h </w:instrText>
             </w:r>
             <w:r>
               <w:rPr>
@@ -1392,7 +1310,7 @@
           <w:color w:val="auto"/>
         </w:rPr>
       </w:pPr>
-      <w:bookmarkStart w:id="1" w:name="_Toc239926539"/>
+      <w:bookmarkStart w:id="1" w:name="_Toc240538608"/>
       <w:r>
         <w:rPr>
           <w:rFonts w:ascii="Times New Roman" w:hAnsi="Times New Roman" w:cs="Times New Roman"/>
@@ -1425,7 +1343,7 @@
           <w:color w:val="auto"/>
         </w:rPr>
       </w:pPr>
-      <w:bookmarkStart w:id="2" w:name="_Toc239926540"/>
+      <w:bookmarkStart w:id="2" w:name="_Toc240538609"/>
       <w:r>
         <w:rPr>
           <w:rFonts w:ascii="Times New Roman" w:hAnsi="Times New Roman" w:cs="Times New Roman"/>
@@ -1460,7 +1378,7 @@
         <w:rPr>
           <w:rFonts w:ascii="Times New Roman" w:hAnsi="Times New Roman" w:cs="Times New Roman"/>
         </w:rPr>
-        <w:t>I use a qualitative multi-criteria comparison, as suggested by the Analysis and Advice workshop. Existing language knowledge and support for the required game behaviour carry the most weight. Control over the Java class structure also matters because object-oriented programming is a learning goal. The comparison is a project judgement, not a measured performance benchmark.</w:t>
+        <w:t>I use a qualitative multi-criteria comparison, as suggested by the Analysis and Advice workshop. Existing language knowledge and support for the required game behavior carry the most weight. Control over the Java class structure also matters because object-oriented programming is a learning goal. The comparison is a project judgment, not a measured performance benchmark.</w:t>
       </w:r>
     </w:p>
     <w:p>
@@ -1471,7 +1389,7 @@
           <w:color w:val="auto"/>
         </w:rPr>
       </w:pPr>
-      <w:bookmarkStart w:id="3" w:name="_Toc239926541"/>
+      <w:bookmarkStart w:id="3" w:name="_Toc240538610"/>
       <w:r>
         <w:rPr>
           <w:rFonts w:ascii="Times New Roman" w:hAnsi="Times New Roman" w:cs="Times New Roman"/>
@@ -1492,19 +1410,7 @@
         <w:rPr>
           <w:rFonts w:ascii="Times New Roman" w:hAnsi="Times New Roman" w:cs="Times New Roman"/>
         </w:rPr>
-        <w:t>LibGDX provides the closest fit to my goals because it combines Java with the facilities required for this game</w:t>
-      </w:r>
-      <w:r>
-        <w:rPr>
-          <w:rFonts w:ascii="Times New Roman" w:hAnsi="Times New Roman" w:cs="Times New Roman"/>
-        </w:rPr>
-        <w:t xml:space="preserve">. </w:t>
-      </w:r>
-      <w:r>
-        <w:rPr>
-          <w:rFonts w:ascii="Times New Roman" w:hAnsi="Times New Roman" w:cs="Times New Roman"/>
-        </w:rPr>
-        <w:t>Java2D and Swing remain a valid alternative. Java includes input and sound support, so the issue is the extra work of assembling the game infrastructure, not the absence of those capabilities [4–6]. Unity supports C# scripting [7], but that would add learning beyond my chosen Java focus.</w:t>
+        <w:t>LibGDX provides the closest fit to my goals because it combines Java with the facilities required for this game. Java2D and Swing remain a valid alternative. Java includes input and sound support, so the issue is the extra work of assembling the game infrastructure, not the absence of those capabilities [4–6]. Unity supports C# scripting [7], but that would add learning beyond my chosen Java focus.</w:t>
       </w:r>
     </w:p>
     <w:tbl>
@@ -1810,19 +1716,7 @@
               <w:rPr>
                 <w:rFonts w:ascii="Times New Roman" w:hAnsi="Times New Roman" w:cs="Times New Roman"/>
               </w:rPr>
-              <w:t xml:space="preserve">Java provides graphics, events and sound, but I must </w:t>
-            </w:r>
-            <w:r>
-              <w:rPr>
-                <w:rFonts w:ascii="Times New Roman" w:hAnsi="Times New Roman" w:cs="Times New Roman"/>
-              </w:rPr>
-              <w:t>organize</w:t>
-            </w:r>
-            <w:r>
-              <w:rPr>
-                <w:rFonts w:ascii="Times New Roman" w:hAnsi="Times New Roman" w:cs="Times New Roman"/>
-              </w:rPr>
-              <w:t xml:space="preserve"> the game loop and integrate them.</w:t>
+              <w:t>Java provides graphics, events and sound, but I must organize the game loop and integrate them.</w:t>
             </w:r>
           </w:p>
         </w:tc>
@@ -1896,19 +1790,7 @@
               <w:rPr>
                 <w:rFonts w:ascii="Times New Roman" w:hAnsi="Times New Roman" w:cs="Times New Roman"/>
               </w:rPr>
-              <w:t xml:space="preserve">Supports practice with Java classes and game </w:t>
-            </w:r>
-            <w:r>
-              <w:rPr>
-                <w:rFonts w:ascii="Times New Roman" w:hAnsi="Times New Roman" w:cs="Times New Roman"/>
-              </w:rPr>
-              <w:t>behavior</w:t>
-            </w:r>
-            <w:r>
-              <w:rPr>
-                <w:rFonts w:ascii="Times New Roman" w:hAnsi="Times New Roman" w:cs="Times New Roman"/>
-              </w:rPr>
-              <w:t>.</w:t>
+              <w:t>Supports practice with Java classes and game behavior.</w:t>
             </w:r>
           </w:p>
         </w:tc>
@@ -2068,7 +1950,7 @@
           <w:color w:val="auto"/>
         </w:rPr>
       </w:pPr>
-      <w:bookmarkStart w:id="4" w:name="_Toc239926542"/>
+      <w:bookmarkStart w:id="4" w:name="_Toc240538611"/>
       <w:r>
         <w:rPr>
           <w:rFonts w:ascii="Times New Roman" w:hAnsi="Times New Roman" w:cs="Times New Roman"/>
@@ -2086,7 +1968,7 @@
           <w:color w:val="auto"/>
         </w:rPr>
       </w:pPr>
-      <w:bookmarkStart w:id="5" w:name="_Toc239926543"/>
+      <w:bookmarkStart w:id="5" w:name="_Toc240538612"/>
       <w:r>
         <w:rPr>
           <w:rFonts w:ascii="Times New Roman" w:hAnsi="Times New Roman" w:cs="Times New Roman"/>
@@ -2107,19 +1989,7 @@
         <w:rPr>
           <w:rFonts w:ascii="Times New Roman" w:hAnsi="Times New Roman" w:cs="Times New Roman"/>
         </w:rPr>
-        <w:t xml:space="preserve">Use separate responsibilities for the paddle, ball and bricks, with a game controller or main game class coordinating screens and session state. Keep score, lives and restart </w:t>
-      </w:r>
-      <w:r>
-        <w:rPr>
-          <w:rFonts w:ascii="Times New Roman" w:hAnsi="Times New Roman" w:cs="Times New Roman"/>
-        </w:rPr>
-        <w:t>behavior</w:t>
-      </w:r>
-      <w:r>
-        <w:rPr>
-          <w:rFonts w:ascii="Times New Roman" w:hAnsi="Times New Roman" w:cs="Times New Roman"/>
-        </w:rPr>
-        <w:t xml:space="preserve"> consistent through a single reset path. A class structure separating these responsibilities is already proposed. The Design activity should refine that structure and show how the objects interact, rather than repeating the technology comparison.</w:t>
+        <w:t>Use separate responsibilities for the paddle, ball and bricks, with a game controller or main game class coordinating screens and session state. Keep score, lives and restart behavior consistent through a single reset path. A class structure separating these responsibilities is already proposed. The Design activity should refine that structure and show how the objects interact, rather than repeating the technology comparison.</w:t>
       </w:r>
     </w:p>
     <w:p>
@@ -2130,7 +2000,7 @@
           <w:color w:val="auto"/>
         </w:rPr>
       </w:pPr>
-      <w:bookmarkStart w:id="6" w:name="_Toc239926544"/>
+      <w:bookmarkStart w:id="6" w:name="_Toc240538613"/>
       <w:r>
         <w:rPr>
           <w:rFonts w:ascii="Times New Roman" w:hAnsi="Times New Roman" w:cs="Times New Roman"/>
@@ -2151,19 +2021,7 @@
         <w:rPr>
           <w:rFonts w:ascii="Times New Roman" w:hAnsi="Times New Roman" w:cs="Times New Roman"/>
         </w:rPr>
-        <w:t xml:space="preserve">Start with an axis-aligned bounding box approach, which treats collision areas as rectangles. Confirm its </w:t>
-      </w:r>
-      <w:r>
-        <w:rPr>
-          <w:rFonts w:ascii="Times New Roman" w:hAnsi="Times New Roman" w:cs="Times New Roman"/>
-        </w:rPr>
-        <w:t>behavior</w:t>
-      </w:r>
-      <w:r>
-        <w:rPr>
-          <w:rFonts w:ascii="Times New Roman" w:hAnsi="Times New Roman" w:cs="Times New Roman"/>
-        </w:rPr>
-        <w:t xml:space="preserve"> with a small prototype before building the complete level. Brick contacts need a response </w:t>
+        <w:t xml:space="preserve">Start with an axis-aligned bounding box approach, which treats collision areas as rectangles. Confirm its behavior with a small prototype before building the complete level. Brick contacts need a response </w:t>
       </w:r>
       <w:r>
         <w:rPr>
@@ -2195,7 +2053,7 @@
           <w:color w:val="auto"/>
         </w:rPr>
       </w:pPr>
-      <w:bookmarkStart w:id="7" w:name="_Toc239926545"/>
+      <w:bookmarkStart w:id="7" w:name="_Toc240538614"/>
       <w:r>
         <w:rPr>
           <w:rFonts w:ascii="Times New Roman" w:hAnsi="Times New Roman" w:cs="Times New Roman"/>
@@ -2227,7 +2085,7 @@
           <w:color w:val="auto"/>
         </w:rPr>
       </w:pPr>
-      <w:bookmarkStart w:id="8" w:name="_Toc239926546"/>
+      <w:bookmarkStart w:id="8" w:name="_Toc240538615"/>
       <w:r>
         <w:rPr>
           <w:rFonts w:ascii="Times New Roman" w:hAnsi="Times New Roman" w:cs="Times New Roman"/>
@@ -2248,25 +2106,14 @@
         <w:rPr>
           <w:rFonts w:ascii="Times New Roman" w:hAnsi="Times New Roman" w:cs="Times New Roman"/>
         </w:rPr>
-        <w:t xml:space="preserve">Implement all Must haves first, including both endings and complete restart </w:t>
-      </w:r>
-      <w:r>
-        <w:rPr>
-          <w:rFonts w:ascii="Times New Roman" w:hAnsi="Times New Roman" w:cs="Times New Roman"/>
-        </w:rPr>
-        <w:t>behavior</w:t>
-      </w:r>
-      <w:r>
-        <w:rPr>
-          <w:rFonts w:ascii="Times New Roman" w:hAnsi="Times New Roman" w:cs="Times New Roman"/>
-        </w:rPr>
-        <w:t>. Then refine the paddle hit-position angle as S01. Add event sounds as S02 if the core passes validation. Background music is C01 and can be omitted. Multiple levels, extra platforms and the flick effect remain outside the baseline.</w:t>
+        <w:t>Implement all Must haves first, including both endings and complete restart behavior. Then refine the paddle hit-position angle as S01. Add event sounds as S02 if the core passes validation. Background music is C01 and can be omitted. Multiple levels, extra platforms and the flick effect remain outside the baseline.</w:t>
       </w:r>
     </w:p>
     <w:p>
       <w:pPr>
         <w:pStyle w:val="Heading1"/>
       </w:pPr>
+      <w:bookmarkStart w:id="9" w:name="_Toc240538616"/>
       <w:r>
         <w:rPr>
           <w:rFonts w:ascii="Times New Roman" w:hAnsi="Times New Roman" w:cs="Times New Roman"/>
@@ -2274,6 +2121,7 @@
         </w:rPr>
         <w:t>5 Quality and Optional Requirements</w:t>
       </w:r>
+      <w:bookmarkEnd w:id="9"/>
     </w:p>
     <w:p>
       <w:r>
@@ -2518,15 +2366,7 @@
           </w:tcPr>
           <w:p>
             <w:r>
-              <w:t xml:space="preserve">Compare left, </w:t>
-            </w:r>
-            <w:proofErr w:type="spellStart"/>
-            <w:r>
-              <w:t>centre</w:t>
-            </w:r>
-            <w:proofErr w:type="spellEnd"/>
-            <w:r>
-              <w:t xml:space="preserve"> and right hits. The outgoing direction changes consistently and returns the ball into play.</w:t>
+              <w:t>Compare left, center and right hits. The outgoing direction changes consistently and returns the ball into play.</w:t>
             </w:r>
           </w:p>
         </w:tc>
@@ -2640,7 +2480,7 @@
           <w:color w:val="auto"/>
         </w:rPr>
       </w:pPr>
-      <w:bookmarkStart w:id="9" w:name="_Toc239926547"/>
+      <w:bookmarkStart w:id="10" w:name="_Toc240538617"/>
       <w:r>
         <w:rPr>
           <w:rFonts w:ascii="Times New Roman" w:hAnsi="Times New Roman" w:cs="Times New Roman"/>
@@ -2648,7 +2488,7 @@
         </w:rPr>
         <w:t>6 Design and implementation evidence</w:t>
       </w:r>
-      <w:bookmarkEnd w:id="9"/>
+      <w:bookmarkEnd w:id="10"/>
     </w:p>
     <w:p>
       <w:pPr>
@@ -2675,19 +2515,75 @@
         <w:rPr>
           <w:rFonts w:ascii="Times New Roman" w:hAnsi="Times New Roman" w:cs="Times New Roman"/>
         </w:rPr>
-        <w:t xml:space="preserve">The </w:t>
+        <w:t>The Realization evidence should contain the source code, setup and run instructions, and an explanation of the tools used. Build and test in small increments, starting with a working window, then paddle movement, a ball and one collision. Record meaningful differences between the final implementation and the original design.</w:t>
       </w:r>
+    </w:p>
+    <w:p>
+      <w:pPr>
+        <w:spacing w:after="160"/>
+        <w:rPr>
+          <w:rFonts w:ascii="Times New Roman" w:hAnsi="Times New Roman" w:cs="Times New Roman"/>
+        </w:rPr>
+      </w:pPr>
       <w:r>
         <w:rPr>
           <w:rFonts w:ascii="Times New Roman" w:hAnsi="Times New Roman" w:cs="Times New Roman"/>
         </w:rPr>
-        <w:t>Realization</w:t>
+        <w:lastRenderedPageBreak/>
+        <w:t xml:space="preserve">The source code is kept in a public Git repository so the evidence can be reviewed and rebuilt: </w:t>
       </w:r>
+      <w:hyperlink r:id="rId8" w:history="1">
+        <w:r>
+          <w:rPr>
+            <w:rStyle w:val="Hyperlink"/>
+            <w:rFonts w:ascii="Times New Roman" w:hAnsi="Times New Roman" w:cs="Times New Roman"/>
+          </w:rPr>
+          <w:t>https://github.com/N1ki2K/breakout</w:t>
+        </w:r>
+      </w:hyperlink>
       <w:r>
         <w:rPr>
           <w:rFonts w:ascii="Times New Roman" w:hAnsi="Times New Roman" w:cs="Times New Roman"/>
         </w:rPr>
-        <w:t xml:space="preserve"> evidence should contain the source code, setup and run instructions, and an explanation of the tools used. Build and test in small increments, starting with a working window, then paddle movement, a ball and one collision. Record meaningful differences between the final implementation and the original design.</w:t>
+        <w:t>. Because the project uses the Gradle wrapper, no separate Gradle installation is needed:</w:t>
+      </w:r>
+    </w:p>
+    <w:p>
+      <w:pPr>
+        <w:pStyle w:val="ListParagraph"/>
+        <w:numPr>
+          <w:ilvl w:val="0"/>
+          <w:numId w:val="1"/>
+        </w:numPr>
+        <w:spacing w:after="80"/>
+        <w:rPr>
+          <w:rFonts w:ascii="Times New Roman" w:hAnsi="Times New Roman" w:cs="Times New Roman"/>
+        </w:rPr>
+      </w:pPr>
+      <w:r>
+        <w:rPr>
+          <w:rFonts w:ascii="Times New Roman" w:hAnsi="Times New Roman" w:cs="Times New Roman"/>
+        </w:rPr>
+        <w:t>Run gradlew.bat lwjgl3:run on Windows (or ./gradlew lwjgl3:run on Linux and macOS) from the repository root to launch the game directly.</w:t>
+      </w:r>
+    </w:p>
+    <w:p>
+      <w:pPr>
+        <w:pStyle w:val="ListParagraph"/>
+        <w:numPr>
+          <w:ilvl w:val="0"/>
+          <w:numId w:val="1"/>
+        </w:numPr>
+        <w:spacing w:after="80"/>
+        <w:rPr>
+          <w:rFonts w:ascii="Times New Roman" w:hAnsi="Times New Roman" w:cs="Times New Roman"/>
+        </w:rPr>
+      </w:pPr>
+      <w:r>
+        <w:rPr>
+          <w:rFonts w:ascii="Times New Roman" w:hAnsi="Times New Roman" w:cs="Times New Roman"/>
+        </w:rPr>
+        <w:t>Run gradlew.bat lwjgl3:jar (or ./gradlew lwjgl3:jar) to build a runnable JAR, which is written to lwjgl3/build/libs.</w:t>
       </w:r>
     </w:p>
     <w:p>
@@ -2698,13 +2594,59 @@
           <w:color w:val="auto"/>
         </w:rPr>
       </w:pPr>
-      <w:bookmarkStart w:id="12" w:name="_Toc239926550"/>
+      <w:bookmarkStart w:id="11" w:name="_Toc240538618"/>
       <w:r>
         <w:rPr>
           <w:rFonts w:ascii="Times New Roman" w:hAnsi="Times New Roman" w:cs="Times New Roman"/>
           <w:color w:val="auto"/>
         </w:rPr>
         <w:t>7 Validation and completion</w:t>
+      </w:r>
+      <w:bookmarkEnd w:id="11"/>
+    </w:p>
+    <w:p>
+      <w:pPr>
+        <w:spacing w:after="160"/>
+        <w:rPr>
+          <w:rFonts w:ascii="Times New Roman" w:hAnsi="Times New Roman" w:cs="Times New Roman"/>
+        </w:rPr>
+      </w:pPr>
+      <w:r>
+        <w:rPr>
+          <w:rFonts w:ascii="Times New Roman" w:hAnsi="Times New Roman" w:cs="Times New Roman"/>
+        </w:rPr>
+        <w:t>Use the requirement identifiers in Breakout Analysis to create a test record with test steps, expected behavior, actual behavior, pass or fail status, and evidence. Record the Windows environment and tested build. Include targeted tests of scoring, life deductions and reset logic where practical, alongside manual tests of movement and collision behavior.</w:t>
+      </w:r>
+    </w:p>
+    <w:p>
+      <w:pPr>
+        <w:spacing w:after="160"/>
+        <w:rPr>
+          <w:rFonts w:ascii="Times New Roman" w:hAnsi="Times New Roman" w:cs="Times New Roman"/>
+        </w:rPr>
+      </w:pPr>
+      <w:r>
+        <w:rPr>
+          <w:rFonts w:ascii="Times New Roman" w:hAnsi="Times New Roman" w:cs="Times New Roman"/>
+        </w:rPr>
+        <w:t>Ask peers to start and play without additional verbal instructions. Record confusion about controls, readability or ball behavior, then document any resulting changes. A teacher review can check the technical approach and portfolio coverage. Completion requires every Must have to pass, no unresolved defect that blocks a full session, and runnable source code with supporting evidence.</w:t>
+      </w:r>
+    </w:p>
+    <w:p>
+      <w:pPr>
+        <w:pStyle w:val="Heading1"/>
+        <w:rPr>
+          <w:rFonts w:ascii="Times New Roman" w:hAnsi="Times New Roman" w:cs="Times New Roman"/>
+          <w:color w:val="auto"/>
+        </w:rPr>
+      </w:pPr>
+      <w:bookmarkStart w:id="12" w:name="_Toc240538619"/>
+      <w:r>
+        <w:rPr>
+          <w:rFonts w:ascii="Times New Roman" w:hAnsi="Times New Roman" w:cs="Times New Roman"/>
+          <w:color w:val="auto"/>
+        </w:rPr>
+        <w:t>8 Use of AI during the project</w:t>
       </w:r>
       <w:bookmarkEnd w:id="12"/>
     </w:p>
@@ -2719,89 +2661,7 @@
         <w:rPr>
           <w:rFonts w:ascii="Times New Roman" w:hAnsi="Times New Roman" w:cs="Times New Roman"/>
         </w:rPr>
-        <w:t xml:space="preserve">Use the requirement identifiers in Breakout Analysis to create a test record with test steps, expected </w:t>
-      </w:r>
-      <w:r>
-        <w:rPr>
-          <w:rFonts w:ascii="Times New Roman" w:hAnsi="Times New Roman" w:cs="Times New Roman"/>
-        </w:rPr>
-        <w:t>behavior</w:t>
-      </w:r>
-      <w:r>
-        <w:rPr>
-          <w:rFonts w:ascii="Times New Roman" w:hAnsi="Times New Roman" w:cs="Times New Roman"/>
-        </w:rPr>
-        <w:t xml:space="preserve">, actual </w:t>
-      </w:r>
-      <w:r>
-        <w:rPr>
-          <w:rFonts w:ascii="Times New Roman" w:hAnsi="Times New Roman" w:cs="Times New Roman"/>
-        </w:rPr>
-        <w:t>behavior</w:t>
-      </w:r>
-      <w:r>
-        <w:rPr>
-          <w:rFonts w:ascii="Times New Roman" w:hAnsi="Times New Roman" w:cs="Times New Roman"/>
-        </w:rPr>
-        <w:t>, pass or fail status, and evidence. Record the Windows environment and tested build. Include targeted tests of scoring, life deductions and reset logic where practical, alongside manual tests of movement and collision behaviour.</w:t>
-      </w:r>
-    </w:p>
-    <w:p>
-      <w:pPr>
-        <w:spacing w:after="160"/>
-        <w:rPr>
-          <w:rFonts w:ascii="Times New Roman" w:hAnsi="Times New Roman" w:cs="Times New Roman"/>
-        </w:rPr>
-      </w:pPr>
-      <w:r>
-        <w:rPr>
-          <w:rFonts w:ascii="Times New Roman" w:hAnsi="Times New Roman" w:cs="Times New Roman"/>
-        </w:rPr>
-        <w:t>Ask peers to start and play without additional verbal instructions. Record confusion about controls, readability or ball behaviour, then document any resulting changes. A teacher review can check the technical approach and portfolio coverage. Completion requires every Must have to pass, no unresolved defect that blocks a full session, and runnable source code with supporting evidence.</w:t>
-      </w:r>
-    </w:p>
-    <w:p>
-      <w:pPr>
-        <w:pStyle w:val="Heading1"/>
-        <w:rPr>
-          <w:rFonts w:ascii="Times New Roman" w:hAnsi="Times New Roman" w:cs="Times New Roman"/>
-          <w:color w:val="auto"/>
-        </w:rPr>
-      </w:pPr>
-      <w:bookmarkStart w:id="13" w:name="_Toc239926551"/>
-      <w:r>
-        <w:rPr>
-          <w:rFonts w:ascii="Times New Roman" w:hAnsi="Times New Roman" w:cs="Times New Roman"/>
-          <w:color w:val="auto"/>
-        </w:rPr>
-        <w:t>8 Use of AI during the project</w:t>
-      </w:r>
-      <w:bookmarkEnd w:id="13"/>
-    </w:p>
-    <w:p>
-      <w:pPr>
-        <w:spacing w:after="160"/>
-        <w:rPr>
-          <w:rFonts w:ascii="Times New Roman" w:hAnsi="Times New Roman" w:cs="Times New Roman"/>
-        </w:rPr>
-      </w:pPr>
-      <w:r>
-        <w:rPr>
-          <w:rFonts w:ascii="Times New Roman" w:hAnsi="Times New Roman" w:cs="Times New Roman"/>
-        </w:rPr>
-        <w:t xml:space="preserve">If I use generative AI, I will use it to explain concepts, review small sections of code and help investigate errors. I will check technical suggestions against documentation and test each change before relying on it. I need to be able to explain the code and the choices in my portfolio. This follows the GenAI workshop’s emphasis on learning and checking output, and the </w:t>
-      </w:r>
-      <w:r>
-        <w:rPr>
-          <w:rFonts w:ascii="Times New Roman" w:hAnsi="Times New Roman" w:cs="Times New Roman"/>
-        </w:rPr>
-        <w:t>Realization</w:t>
-      </w:r>
-      <w:r>
-        <w:rPr>
-          <w:rFonts w:ascii="Times New Roman" w:hAnsi="Times New Roman" w:cs="Times New Roman"/>
-        </w:rPr>
-        <w:t xml:space="preserve"> workshop’s advice to build in small steps.</w:t>
+        <w:t>If I use generative AI, I will use it to explain concepts, review small sections of code and help investigate errors. I will check technical suggestions against documentation and test each change before relying on it. I need to be able to explain the code and the choices in my portfolio. This follows the GenAI workshop’s emphasis on learning and checking output, and the Realization workshop’s advice to build in small steps.</w:t>
       </w:r>
     </w:p>
     <w:p>
@@ -2826,15 +2686,22 @@
           <w:color w:val="auto"/>
         </w:rPr>
       </w:pPr>
-      <w:bookmarkStart w:id="14" w:name="_Toc239926552"/>
+      <w:bookmarkStart w:id="13" w:name="_Toc240538620"/>
       <w:r>
         <w:rPr>
           <w:rFonts w:ascii="Times New Roman" w:hAnsi="Times New Roman" w:cs="Times New Roman"/>
           <w:color w:val="auto"/>
         </w:rPr>
-        <w:t>9 Sources</w:t>
+        <w:t>9</w:t>
       </w:r>
-      <w:bookmarkEnd w:id="14"/>
+      <w:r>
+        <w:rPr>
+          <w:rFonts w:ascii="Times New Roman" w:hAnsi="Times New Roman" w:cs="Times New Roman"/>
+          <w:color w:val="auto"/>
+        </w:rPr>
+        <w:t xml:space="preserve"> Sources</w:t>
+      </w:r>
+      <w:bookmarkEnd w:id="13"/>
     </w:p>
     <w:p>
       <w:pPr>
@@ -3289,10 +3156,10 @@
       </w:pPr>
     </w:p>
     <w:sectPr>
-      <w:headerReference w:type="default" r:id="rId8"/>
-      <w:footerReference w:type="default" r:id="rId9"/>
-      <w:headerReference w:type="first" r:id="rId10"/>
-      <w:footerReference w:type="first" r:id="rId11"/>
+      <w:headerReference w:type="default" r:id="rId9"/>
+      <w:footerReference w:type="default" r:id="rId10"/>
+      <w:headerReference w:type="first" r:id="rId11"/>
+      <w:footerReference w:type="first" r:id="rId12"/>
       <w:pgSz w:w="11906" w:h="16838"/>
       <w:pgMar w:top="1134" w:right="1134" w:bottom="1134" w:left="1134" w:header="708" w:footer="708" w:gutter="0"/>
       <w:pgNumType w:start="0"/>
@@ -4296,10 +4163,12 @@
     <w:rsid w:val="00446AB4"/>
     <w:rsid w:val="005E3F33"/>
     <w:rsid w:val="005F39A7"/>
+    <w:rsid w:val="006A70F8"/>
     <w:rsid w:val="00787EB7"/>
     <w:rsid w:val="00A00F2B"/>
     <w:rsid w:val="00B76BAA"/>
     <w:rsid w:val="00C268E5"/>
+    <w:rsid w:val="00DC6B41"/>
     <w:rsid w:val="00E834CF"/>
   </w:rsids>
   <m:mathPr>
